--- a/input/cv.docx
+++ b/input/cv.docx
@@ -22,10 +22,14 @@
           <w:bCs w:val="1"/>
           <w:sz w:val="30"/>
           <w:szCs w:val="30"/>
-          <w:vertAlign w:val="baseline"/>
-          <w:rtl w:val="0"/>
-        </w:rPr>
-        <w:t xml:space="preserve">FIRST LAST</w:t>
+          <w:rtl w:val="0"/>
+        </w:rPr>
+        <w:t xml:space="preserve">IURII DEVIATYI</w:t>
+      </w:r>
+      <w:r>
+        <w:rPr>
+          <w:rtl w:val="0"/>
+        </w:rPr>
       </w:r>
     </w:p>
     <w:p>
@@ -34,55 +38,143 @@
         <w:jc w:val="center"/>
         <w:rPr>
           <w:rFonts w:ascii="Spectral" w:cs="Spectral" w:eastAsia="Spectral" w:hAnsi="Spectral"/>
+          <w:sz w:val="20"/>
+          <w:szCs w:val="20"/>
+          <w:vertAlign w:val="baseline"/>
+        </w:rPr>
+      </w:pPr>
+      <w:r>
+        <w:rPr>
+          <w:rFonts w:ascii="Spectral" w:cs="Spectral" w:eastAsia="Spectral" w:hAnsi="Spectral"/>
+          <w:sz w:val="20"/>
+          <w:szCs w:val="20"/>
+          <w:rtl w:val="0"/>
+        </w:rPr>
+        <w:t xml:space="preserve">Tbilisi, Georgia</w:t>
+      </w:r>
+      <w:r>
+        <w:rPr>
+          <w:rFonts w:ascii="Spectral" w:cs="Spectral" w:eastAsia="Spectral" w:hAnsi="Spectral"/>
+          <w:color w:val="000000"/>
+          <w:sz w:val="20"/>
+          <w:szCs w:val="20"/>
+          <w:vertAlign w:val="baseline"/>
+          <w:rtl w:val="0"/>
+        </w:rPr>
+        <w:t xml:space="preserve"> • </w:t>
+      </w:r>
+      <w:r>
+        <w:rPr>
+          <w:rFonts w:ascii="Spectral" w:cs="Spectral" w:eastAsia="Spectral" w:hAnsi="Spectral"/>
+          <w:sz w:val="20"/>
+          <w:szCs w:val="20"/>
+          <w:rtl w:val="0"/>
+        </w:rPr>
+        <w:t xml:space="preserve">bachelor359@gmail.com</w:t>
+      </w:r>
+      <w:r>
+        <w:rPr>
+          <w:rFonts w:ascii="Spectral" w:cs="Spectral" w:eastAsia="Spectral" w:hAnsi="Spectral"/>
+          <w:color w:val="000000"/>
+          <w:sz w:val="20"/>
+          <w:szCs w:val="20"/>
+          <w:vertAlign w:val="baseline"/>
+          <w:rtl w:val="0"/>
+        </w:rPr>
+        <w:t xml:space="preserve"> • </w:t>
+      </w:r>
+      <w:r>
+        <w:rPr>
+          <w:rFonts w:ascii="Spectral" w:cs="Spectral" w:eastAsia="Spectral" w:hAnsi="Spectral"/>
+          <w:sz w:val="20"/>
+          <w:szCs w:val="20"/>
+          <w:rtl w:val="0"/>
+        </w:rPr>
+        <w:t xml:space="preserve">+995 550 05 44 18 • </w:t>
+      </w:r>
+      <w:hyperlink r:id="rId6">
+        <w:r>
+          <w:rPr>
+            <w:rFonts w:ascii="Spectral" w:cs="Spectral" w:eastAsia="Spectral" w:hAnsi="Spectral"/>
+            <w:color w:val="1155cc"/>
+            <w:sz w:val="20"/>
+            <w:szCs w:val="20"/>
+            <w:u w:val="single"/>
+            <w:rtl w:val="0"/>
+          </w:rPr>
+          <w:t xml:space="preserve">t.me/Hatovarr</w:t>
+        </w:r>
+      </w:hyperlink>
+      <w:r>
+        <w:rPr>
+          <w:rtl w:val="0"/>
+        </w:rPr>
+      </w:r>
+    </w:p>
+    <w:p>
+      <w:pPr>
+        <w:rPr>
+          <w:rFonts w:ascii="Spectral" w:cs="Spectral" w:eastAsia="Spectral" w:hAnsi="Spectral"/>
+          <w:sz w:val="14"/>
+          <w:szCs w:val="14"/>
+        </w:rPr>
+      </w:pPr>
+      <w:r>
+        <w:rPr>
+          <w:rtl w:val="0"/>
+        </w:rPr>
+      </w:r>
+    </w:p>
+    <w:p>
+      <w:pPr>
+        <w:pBdr>
+          <w:bottom w:color="000000" w:space="1" w:sz="6" w:val="single"/>
+        </w:pBdr>
+        <w:rPr>
+          <w:rFonts w:ascii="Spectral" w:cs="Spectral" w:eastAsia="Spectral" w:hAnsi="Spectral"/>
+          <w:sz w:val="22"/>
+          <w:szCs w:val="22"/>
+        </w:rPr>
+      </w:pPr>
+      <w:r>
+        <w:rPr>
+          <w:rFonts w:ascii="Spectral" w:cs="Spectral" w:eastAsia="Spectral" w:hAnsi="Spectral"/>
           <w:b w:val="1"/>
           <w:bCs w:val="1"/>
-          <w:sz w:val="30"/>
-          <w:szCs w:val="30"/>
-        </w:rPr>
-      </w:pPr>
-      <w:r>
-        <w:rPr>
-          <w:rFonts w:ascii="Spectral" w:cs="Spectral" w:eastAsia="Spectral" w:hAnsi="Spectral"/>
-          <w:b w:val="1"/>
-          <w:bCs w:val="1"/>
-          <w:sz w:val="30"/>
-          <w:szCs w:val="30"/>
-          <w:rtl w:val="0"/>
-        </w:rPr>
-        <w:t xml:space="preserve">Technical Program Manager</w:t>
-      </w:r>
-    </w:p>
-    <w:p>
-      <w:pPr>
-        <w:pageBreakBefore w:val="0"/>
-        <w:jc w:val="center"/>
-        <w:rPr>
-          <w:rFonts w:ascii="Spectral" w:cs="Spectral" w:eastAsia="Spectral" w:hAnsi="Spectral"/>
-          <w:sz w:val="30"/>
-          <w:szCs w:val="30"/>
-          <w:vertAlign w:val="baseline"/>
-        </w:rPr>
-      </w:pPr>
-      <w:r>
-        <w:rPr>
-          <w:rFonts w:ascii="Spectral" w:cs="Spectral" w:eastAsia="Spectral" w:hAnsi="Spectral"/>
-          <w:color w:val="000000"/>
-          <w:sz w:val="20"/>
-          <w:szCs w:val="20"/>
-          <w:vertAlign w:val="baseline"/>
-          <w:rtl w:val="0"/>
-        </w:rPr>
-        <w:t xml:space="preserve">New York City, NY 10000 • first.last@resumeworded.com • + 1 </w:t>
-      </w:r>
-      <w:r>
-        <w:rPr>
-          <w:rFonts w:ascii="Spectral" w:cs="Spectral" w:eastAsia="Spectral" w:hAnsi="Spectral"/>
-          <w:sz w:val="20"/>
-          <w:szCs w:val="20"/>
-          <w:vertAlign w:val="baseline"/>
-          <w:rtl w:val="0"/>
-        </w:rPr>
-        <w:t xml:space="preserve">(212) 123-4567</w:t>
+          <w:smallCaps w:val="1"/>
+          <w:sz w:val="22"/>
+          <w:szCs w:val="22"/>
+          <w:rtl w:val="0"/>
+        </w:rPr>
+        <w:t xml:space="preserve">SUMMARY</w:t>
+      </w:r>
+      <w:r>
+        <w:rPr>
+          <w:rtl w:val="0"/>
+        </w:rPr>
+      </w:r>
+    </w:p>
+    <w:p>
+      <w:pPr>
+        <w:tabs>
+          <w:tab w:val="left" w:leader="none" w:pos="1134"/>
+          <w:tab w:val="right" w:leader="none" w:pos="10503"/>
+        </w:tabs>
+        <w:rPr>
+          <w:rFonts w:ascii="Spectral" w:cs="Spectral" w:eastAsia="Spectral" w:hAnsi="Spectral"/>
+          <w:sz w:val="20"/>
+          <w:szCs w:val="20"/>
+        </w:rPr>
+      </w:pPr>
+      <w:r>
+        <w:rPr>
+          <w:rFonts w:ascii="Spectral" w:cs="Spectral" w:eastAsia="Spectral" w:hAnsi="Spectral"/>
+          <w:sz w:val="20"/>
+          <w:szCs w:val="20"/>
+          <w:highlight w:val="white"/>
+          <w:rtl w:val="0"/>
+        </w:rPr>
+        <w:t xml:space="preserve">Senior Data Engineer | 6+ years in Data Engineering | Expert in Python, SQL, Apache Airflow, Spark, Kafka, DBT, Hadoop, Azure Databricks, Docker, Kubernetes | Proven track record in building scalable ETL/ELT pipelines, optimizing infrastructure, and ensuring data quality &amp; governance.</w:t>
       </w:r>
       <w:r>
         <w:rPr>
@@ -165,9 +257,10 @@
         </w:tabs>
         <w:rPr>
           <w:rFonts w:ascii="Spectral" w:cs="Spectral" w:eastAsia="Spectral" w:hAnsi="Spectral"/>
-          <w:sz w:val="20"/>
-          <w:szCs w:val="20"/>
-          <w:vertAlign w:val="baseline"/>
+          <w:b w:val="1"/>
+          <w:bCs w:val="1"/>
+          <w:sz w:val="20"/>
+          <w:szCs w:val="20"/>
         </w:rPr>
       </w:pPr>
       <w:r>
@@ -178,33 +271,37 @@
           <w:smallCaps w:val="1"/>
           <w:sz w:val="20"/>
           <w:szCs w:val="20"/>
-          <w:vertAlign w:val="baseline"/>
-          <w:rtl w:val="0"/>
-        </w:rPr>
-        <w:t xml:space="preserve">RESUME WORDED</w:t>
-        <w:tab/>
+          <w:rtl w:val="0"/>
+        </w:rPr>
+        <w:t xml:space="preserve">Fintech Startup - Senior Data Engineer</w:t>
       </w:r>
       <w:r>
         <w:rPr>
           <w:rFonts w:ascii="Spectral" w:cs="Spectral" w:eastAsia="Spectral" w:hAnsi="Spectral"/>
           <w:b w:val="1"/>
           <w:bCs w:val="1"/>
+          <w:smallCaps w:val="1"/>
           <w:sz w:val="20"/>
           <w:szCs w:val="20"/>
           <w:vertAlign w:val="baseline"/>
           <w:rtl w:val="0"/>
         </w:rPr>
-        <w:t xml:space="preserve">San Francisco, CA and New York, NY</w:t>
-      </w:r>
-      <w:r>
-        <w:rPr>
-          <w:rtl w:val="0"/>
-        </w:rPr>
-      </w:r>
-    </w:p>
-    <w:p>
-      <w:pPr>
-        <w:pageBreakBefore w:val="0"/>
+        <w:tab/>
+      </w:r>
+      <w:r>
+        <w:rPr>
+          <w:rFonts w:ascii="Spectral" w:cs="Spectral" w:eastAsia="Spectral" w:hAnsi="Spectral"/>
+          <w:b w:val="1"/>
+          <w:bCs w:val="1"/>
+          <w:sz w:val="20"/>
+          <w:szCs w:val="20"/>
+          <w:rtl w:val="0"/>
+        </w:rPr>
+        <w:t xml:space="preserve">Aug 2024 - Present</w:t>
+      </w:r>
+    </w:p>
+    <w:p>
+      <w:pPr>
         <w:tabs>
           <w:tab w:val="left" w:leader="none" w:pos="1134"/>
           <w:tab w:val="right" w:leader="none" w:pos="10503"/>
@@ -213,20 +310,322 @@
           <w:rFonts w:ascii="Spectral" w:cs="Spectral" w:eastAsia="Spectral" w:hAnsi="Spectral"/>
           <w:sz w:val="20"/>
           <w:szCs w:val="20"/>
-          <w:vertAlign w:val="baseline"/>
-        </w:rPr>
-      </w:pPr>
-      <w:r>
+        </w:rPr>
+      </w:pPr>
+      <w:r>
+        <w:rPr>
+          <w:rFonts w:ascii="Spectral" w:cs="Spectral" w:eastAsia="Spectral" w:hAnsi="Spectral"/>
+          <w:sz w:val="20"/>
+          <w:szCs w:val="20"/>
+          <w:rtl w:val="0"/>
+        </w:rPr>
+        <w:t xml:space="preserve">Designed and scaled a production-grade data platform supporting analytics, dashboards, and business decision-</w:t>
+      </w:r>
+    </w:p>
+    <w:p>
+      <w:pPr>
+        <w:tabs>
+          <w:tab w:val="left" w:leader="none" w:pos="1134"/>
+          <w:tab w:val="right" w:leader="none" w:pos="10503"/>
+        </w:tabs>
         <w:rPr>
           <w:rFonts w:ascii="Spectral" w:cs="Spectral" w:eastAsia="Spectral" w:hAnsi="Spectral"/>
           <w:b w:val="1"/>
           <w:bCs w:val="1"/>
           <w:sz w:val="20"/>
           <w:szCs w:val="20"/>
-          <w:rtl w:val="0"/>
-        </w:rPr>
-        <w:t xml:space="preserve">Technical Program Manager</w:t>
-      </w:r>
+        </w:rPr>
+      </w:pPr>
+      <w:r>
+        <w:rPr>
+          <w:rFonts w:ascii="Spectral" w:cs="Spectral" w:eastAsia="Spectral" w:hAnsi="Spectral"/>
+          <w:sz w:val="20"/>
+          <w:szCs w:val="20"/>
+          <w:rtl w:val="0"/>
+        </w:rPr>
+        <w:t xml:space="preserve">making.</w:t>
+      </w:r>
+      <w:r>
+        <w:rPr>
+          <w:rtl w:val="0"/>
+        </w:rPr>
+      </w:r>
+    </w:p>
+    <w:p>
+      <w:pPr>
+        <w:numPr>
+          <w:ilvl w:val="0"/>
+          <w:numId w:val="2"/>
+        </w:numPr>
+        <w:ind w:left="720" w:hanging="360"/>
+        <w:rPr>
+          <w:rFonts w:ascii="Spectral" w:cs="Spectral" w:eastAsia="Spectral" w:hAnsi="Spectral"/>
+          <w:sz w:val="20"/>
+          <w:szCs w:val="20"/>
+        </w:rPr>
+      </w:pPr>
+      <w:r>
+        <w:rPr>
+          <w:rFonts w:ascii="Spectral" w:cs="Spectral" w:eastAsia="Spectral" w:hAnsi="Spectral"/>
+          <w:sz w:val="20"/>
+          <w:szCs w:val="20"/>
+          <w:rtl w:val="0"/>
+        </w:rPr>
+        <w:t xml:space="preserve">Developed and maintained a high-load data platform (Databricks lakehouse + columnar analytics + BI) to</w:t>
+      </w:r>
+    </w:p>
+    <w:p>
+      <w:pPr>
+        <w:ind w:left="720" w:firstLine="0"/>
+        <w:rPr>
+          <w:rFonts w:ascii="Spectral" w:cs="Spectral" w:eastAsia="Spectral" w:hAnsi="Spectral"/>
+          <w:sz w:val="20"/>
+          <w:szCs w:val="20"/>
+        </w:rPr>
+      </w:pPr>
+      <w:r>
+        <w:rPr>
+          <w:rFonts w:ascii="Spectral" w:cs="Spectral" w:eastAsia="Spectral" w:hAnsi="Spectral"/>
+          <w:sz w:val="20"/>
+          <w:szCs w:val="20"/>
+          <w:rtl w:val="0"/>
+        </w:rPr>
+        <w:t xml:space="preserve">support both operational and analytical use cases.</w:t>
+      </w:r>
+    </w:p>
+    <w:p>
+      <w:pPr>
+        <w:numPr>
+          <w:ilvl w:val="0"/>
+          <w:numId w:val="2"/>
+        </w:numPr>
+        <w:ind w:left="720" w:hanging="360"/>
+        <w:rPr>
+          <w:rFonts w:ascii="Spectral" w:cs="Spectral" w:eastAsia="Spectral" w:hAnsi="Spectral"/>
+          <w:sz w:val="20"/>
+          <w:szCs w:val="20"/>
+        </w:rPr>
+      </w:pPr>
+      <w:r>
+        <w:rPr>
+          <w:rFonts w:ascii="Spectral" w:cs="Spectral" w:eastAsia="Spectral" w:hAnsi="Spectral"/>
+          <w:sz w:val="20"/>
+          <w:szCs w:val="20"/>
+          <w:rtl w:val="0"/>
+        </w:rPr>
+        <w:t xml:space="preserve">Built and optimized ETL/ELT pipelines using Apache Spark, Kafka, and Airflow, ensuring reliable and timely</w:t>
+      </w:r>
+    </w:p>
+    <w:p>
+      <w:pPr>
+        <w:ind w:left="720" w:firstLine="0"/>
+        <w:rPr>
+          <w:rFonts w:ascii="Spectral" w:cs="Spectral" w:eastAsia="Spectral" w:hAnsi="Spectral"/>
+          <w:sz w:val="20"/>
+          <w:szCs w:val="20"/>
+        </w:rPr>
+      </w:pPr>
+      <w:r>
+        <w:rPr>
+          <w:rFonts w:ascii="Spectral" w:cs="Spectral" w:eastAsia="Spectral" w:hAnsi="Spectral"/>
+          <w:sz w:val="20"/>
+          <w:szCs w:val="20"/>
+          <w:rtl w:val="0"/>
+        </w:rPr>
+        <w:t xml:space="preserve">delivery of analytical datasets.</w:t>
+      </w:r>
+    </w:p>
+    <w:p>
+      <w:pPr>
+        <w:numPr>
+          <w:ilvl w:val="0"/>
+          <w:numId w:val="2"/>
+        </w:numPr>
+        <w:ind w:left="720" w:hanging="360"/>
+        <w:rPr>
+          <w:rFonts w:ascii="Spectral" w:cs="Spectral" w:eastAsia="Spectral" w:hAnsi="Spectral"/>
+          <w:sz w:val="20"/>
+          <w:szCs w:val="20"/>
+        </w:rPr>
+      </w:pPr>
+      <w:r>
+        <w:rPr>
+          <w:rFonts w:ascii="Spectral" w:cs="Spectral" w:eastAsia="Spectral" w:hAnsi="Spectral"/>
+          <w:sz w:val="20"/>
+          <w:szCs w:val="20"/>
+          <w:rtl w:val="0"/>
+        </w:rPr>
+        <w:t xml:space="preserve">Automated monitoring, alerting, and SLA tracking for data pipelines, improving observability and reducing</w:t>
+      </w:r>
+    </w:p>
+    <w:p>
+      <w:pPr>
+        <w:ind w:left="720" w:firstLine="0"/>
+        <w:rPr>
+          <w:rFonts w:ascii="Spectral" w:cs="Spectral" w:eastAsia="Spectral" w:hAnsi="Spectral"/>
+          <w:sz w:val="20"/>
+          <w:szCs w:val="20"/>
+        </w:rPr>
+      </w:pPr>
+      <w:r>
+        <w:rPr>
+          <w:rFonts w:ascii="Spectral" w:cs="Spectral" w:eastAsia="Spectral" w:hAnsi="Spectral"/>
+          <w:sz w:val="20"/>
+          <w:szCs w:val="20"/>
+          <w:rtl w:val="0"/>
+        </w:rPr>
+        <w:t xml:space="preserve">time-to-detect data issues.</w:t>
+      </w:r>
+    </w:p>
+    <w:p>
+      <w:pPr>
+        <w:numPr>
+          <w:ilvl w:val="0"/>
+          <w:numId w:val="2"/>
+        </w:numPr>
+        <w:ind w:left="720" w:hanging="360"/>
+        <w:rPr>
+          <w:rFonts w:ascii="Spectral" w:cs="Spectral" w:eastAsia="Spectral" w:hAnsi="Spectral"/>
+          <w:sz w:val="20"/>
+          <w:szCs w:val="20"/>
+        </w:rPr>
+      </w:pPr>
+      <w:r>
+        <w:rPr>
+          <w:rFonts w:ascii="Spectral" w:cs="Spectral" w:eastAsia="Spectral" w:hAnsi="Spectral"/>
+          <w:sz w:val="20"/>
+          <w:szCs w:val="20"/>
+          <w:rtl w:val="0"/>
+        </w:rPr>
+        <w:t xml:space="preserve">Developed and maintained analytical data models in Azure Kusto, optimized for fast ad-hoc analysis and dashboard workloads.</w:t>
+      </w:r>
+    </w:p>
+    <w:p>
+      <w:pPr>
+        <w:ind w:left="720" w:firstLine="0"/>
+        <w:rPr>
+          <w:rFonts w:ascii="Spectral" w:cs="Spectral" w:eastAsia="Spectral" w:hAnsi="Spectral"/>
+          <w:sz w:val="20"/>
+          <w:szCs w:val="20"/>
+        </w:rPr>
+      </w:pPr>
+      <w:r>
+        <w:rPr>
+          <w:rFonts w:ascii="Spectral" w:cs="Spectral" w:eastAsia="Spectral" w:hAnsi="Spectral"/>
+          <w:sz w:val="20"/>
+          <w:szCs w:val="20"/>
+          <w:rtl w:val="0"/>
+        </w:rPr>
+        <w:t xml:space="preserve"> Built BI dashboards in Apache Superset for product, business, and operations teams, enabling self-service</w:t>
+      </w:r>
+    </w:p>
+    <w:p>
+      <w:pPr>
+        <w:ind w:left="720" w:firstLine="0"/>
+        <w:rPr>
+          <w:rFonts w:ascii="Spectral" w:cs="Spectral" w:eastAsia="Spectral" w:hAnsi="Spectral"/>
+          <w:sz w:val="20"/>
+          <w:szCs w:val="20"/>
+        </w:rPr>
+      </w:pPr>
+      <w:r>
+        <w:rPr>
+          <w:rFonts w:ascii="Spectral" w:cs="Spectral" w:eastAsia="Spectral" w:hAnsi="Spectral"/>
+          <w:sz w:val="20"/>
+          <w:szCs w:val="20"/>
+          <w:rtl w:val="0"/>
+        </w:rPr>
+        <w:t xml:space="preserve">analytics for non-technical users.</w:t>
+      </w:r>
+    </w:p>
+    <w:p>
+      <w:pPr>
+        <w:numPr>
+          <w:ilvl w:val="0"/>
+          <w:numId w:val="2"/>
+        </w:numPr>
+        <w:ind w:left="720" w:hanging="360"/>
+        <w:rPr>
+          <w:rFonts w:ascii="Spectral" w:cs="Spectral" w:eastAsia="Spectral" w:hAnsi="Spectral"/>
+          <w:sz w:val="20"/>
+          <w:szCs w:val="20"/>
+        </w:rPr>
+      </w:pPr>
+      <w:r>
+        <w:rPr>
+          <w:rFonts w:ascii="Spectral" w:cs="Spectral" w:eastAsia="Spectral" w:hAnsi="Spectral"/>
+          <w:sz w:val="20"/>
+          <w:szCs w:val="20"/>
+          <w:rtl w:val="0"/>
+        </w:rPr>
+        <w:t xml:space="preserve">Integrated the data platform into OpenMetadata, implementing lineage and metadata enrichment to improve</w:t>
+      </w:r>
+    </w:p>
+    <w:p>
+      <w:pPr>
+        <w:ind w:left="720" w:firstLine="0"/>
+        <w:rPr>
+          <w:rFonts w:ascii="Spectral" w:cs="Spectral" w:eastAsia="Spectral" w:hAnsi="Spectral"/>
+          <w:sz w:val="20"/>
+          <w:szCs w:val="20"/>
+        </w:rPr>
+      </w:pPr>
+      <w:r>
+        <w:rPr>
+          <w:rFonts w:ascii="Spectral" w:cs="Spectral" w:eastAsia="Spectral" w:hAnsi="Spectral"/>
+          <w:sz w:val="20"/>
+          <w:szCs w:val="20"/>
+          <w:rtl w:val="0"/>
+        </w:rPr>
+        <w:t xml:space="preserve">data discoverability and ownership.</w:t>
+      </w:r>
+    </w:p>
+    <w:p>
+      <w:pPr>
+        <w:pageBreakBefore w:val="0"/>
+        <w:rPr>
+          <w:rFonts w:ascii="Spectral" w:cs="Spectral" w:eastAsia="Spectral" w:hAnsi="Spectral"/>
+          <w:sz w:val="11"/>
+          <w:szCs w:val="11"/>
+          <w:vertAlign w:val="baseline"/>
+        </w:rPr>
+      </w:pPr>
+      <w:r>
+        <w:rPr>
+          <w:rtl w:val="0"/>
+        </w:rPr>
+      </w:r>
+    </w:p>
+    <w:p>
+      <w:pPr>
+        <w:pageBreakBefore w:val="0"/>
+        <w:rPr>
+          <w:rFonts w:ascii="Spectral" w:cs="Spectral" w:eastAsia="Spectral" w:hAnsi="Spectral"/>
+          <w:sz w:val="12"/>
+          <w:szCs w:val="12"/>
+          <w:vertAlign w:val="baseline"/>
+        </w:rPr>
+      </w:pPr>
+      <w:r>
+        <w:rPr>
+          <w:rtl w:val="0"/>
+        </w:rPr>
+      </w:r>
+    </w:p>
+    <w:p>
+      <w:pPr>
+        <w:tabs>
+          <w:tab w:val="left" w:leader="none" w:pos="1134"/>
+          <w:tab w:val="right" w:leader="none" w:pos="10503"/>
+        </w:tabs>
+        <w:rPr>
+          <w:rFonts w:ascii="Spectral" w:cs="Spectral" w:eastAsia="Spectral" w:hAnsi="Spectral"/>
+          <w:b w:val="1"/>
+          <w:bCs w:val="1"/>
+          <w:sz w:val="20"/>
+          <w:szCs w:val="20"/>
+        </w:rPr>
+      </w:pPr>
       <w:r>
         <w:rPr>
           <w:rFonts w:ascii="Spectral" w:cs="Spectral" w:eastAsia="Spectral" w:hAnsi="Spectral"/>
@@ -235,9 +634,9 @@
           <w:smallCaps w:val="1"/>
           <w:sz w:val="20"/>
           <w:szCs w:val="20"/>
-          <w:vertAlign w:val="baseline"/>
-          <w:rtl w:val="0"/>
-        </w:rPr>
+          <w:rtl w:val="0"/>
+        </w:rPr>
+        <w:t xml:space="preserve">Credit Bank of Moscow - Senior Data Engineer</w:t>
         <w:tab/>
       </w:r>
       <w:r>
@@ -247,43 +646,78 @@
           <w:bCs w:val="1"/>
           <w:sz w:val="20"/>
           <w:szCs w:val="20"/>
-          <w:vertAlign w:val="baseline"/>
-          <w:rtl w:val="0"/>
-        </w:rPr>
-        <w:t xml:space="preserve">201</w:t>
-      </w:r>
-      <w:r>
-        <w:rPr>
-          <w:rFonts w:ascii="Spectral" w:cs="Spectral" w:eastAsia="Spectral" w:hAnsi="Spectral"/>
-          <w:b w:val="1"/>
-          <w:bCs w:val="1"/>
-          <w:sz w:val="20"/>
-          <w:szCs w:val="20"/>
-          <w:rtl w:val="0"/>
-        </w:rPr>
-        <w:t xml:space="preserve">4</w:t>
-      </w:r>
-      <w:r>
-        <w:rPr>
-          <w:rFonts w:ascii="Spectral" w:cs="Spectral" w:eastAsia="Spectral" w:hAnsi="Spectral"/>
-          <w:b w:val="1"/>
-          <w:bCs w:val="1"/>
-          <w:sz w:val="20"/>
-          <w:szCs w:val="20"/>
-          <w:vertAlign w:val="baseline"/>
-          <w:rtl w:val="0"/>
-        </w:rPr>
-        <w:t xml:space="preserve">-Present</w:t>
-      </w:r>
-      <w:r>
-        <w:rPr>
-          <w:rtl w:val="0"/>
-        </w:rPr>
-      </w:r>
-    </w:p>
-    <w:p>
-      <w:pPr>
-        <w:pageBreakBefore w:val="0"/>
+          <w:rtl w:val="0"/>
+        </w:rPr>
+        <w:t xml:space="preserve">Jan 2023 - Aug 2024</w:t>
+      </w:r>
+    </w:p>
+    <w:p>
+      <w:pPr>
+        <w:tabs>
+          <w:tab w:val="left" w:leader="none" w:pos="1134"/>
+          <w:tab w:val="right" w:leader="none" w:pos="10503"/>
+        </w:tabs>
+        <w:rPr>
+          <w:rFonts w:ascii="Spectral" w:cs="Spectral" w:eastAsia="Spectral" w:hAnsi="Spectral"/>
+          <w:sz w:val="20"/>
+          <w:szCs w:val="20"/>
+        </w:rPr>
+      </w:pPr>
+      <w:r>
+        <w:rPr>
+          <w:rFonts w:ascii="Spectral" w:cs="Spectral" w:eastAsia="Spectral" w:hAnsi="Spectral"/>
+          <w:sz w:val="20"/>
+          <w:szCs w:val="20"/>
+          <w:rtl w:val="0"/>
+        </w:rPr>
+        <w:t xml:space="preserve">Led development of a scalable Data Quality and streaming analytics platform for enterprise data warehouses.</w:t>
+      </w:r>
+    </w:p>
+    <w:p>
+      <w:pPr>
+        <w:numPr>
+          <w:ilvl w:val="0"/>
+          <w:numId w:val="4"/>
+        </w:numPr>
+        <w:ind w:left="720" w:hanging="360"/>
+        <w:rPr>
+          <w:rFonts w:ascii="Spectral" w:cs="Spectral" w:eastAsia="Spectral" w:hAnsi="Spectral"/>
+          <w:sz w:val="20"/>
+          <w:szCs w:val="20"/>
+          <w:u w:val="none"/>
+        </w:rPr>
+      </w:pPr>
+      <w:r>
+        <w:rPr>
+          <w:rFonts w:ascii="Spectral" w:cs="Spectral" w:eastAsia="Spectral" w:hAnsi="Spectral"/>
+          <w:sz w:val="20"/>
+          <w:szCs w:val="20"/>
+          <w:rtl w:val="0"/>
+        </w:rPr>
+        <w:t xml:space="preserve"> Designed ELT and streaming pipelines using Apache Kafka, Flink-style stream processing, Spark, and</w:t>
+      </w:r>
+    </w:p>
+    <w:p>
+      <w:pPr>
+        <w:ind w:left="720" w:hanging="294.80314960629914"/>
+        <w:rPr>
+          <w:rFonts w:ascii="Spectral" w:cs="Spectral" w:eastAsia="Spectral" w:hAnsi="Spectral"/>
+          <w:sz w:val="20"/>
+          <w:szCs w:val="20"/>
+        </w:rPr>
+      </w:pPr>
+      <w:r>
+        <w:rPr>
+          <w:rFonts w:ascii="Spectral" w:cs="Spectral" w:eastAsia="Spectral" w:hAnsi="Spectral"/>
+          <w:sz w:val="20"/>
+          <w:szCs w:val="20"/>
+          <w:rtl w:val="0"/>
+        </w:rPr>
+        <w:t xml:space="preserve">Airflow for batch and near real-time use cases.</w:t>
+      </w:r>
+    </w:p>
+    <w:p>
+      <w:pPr>
         <w:numPr>
           <w:ilvl w:val="0"/>
           <w:numId w:val="3"/>
@@ -293,21 +727,21 @@
           <w:rFonts w:ascii="Spectral" w:cs="Spectral" w:eastAsia="Spectral" w:hAnsi="Spectral"/>
           <w:sz w:val="20"/>
           <w:szCs w:val="20"/>
-        </w:rPr>
-      </w:pPr>
-      <w:r>
-        <w:rPr>
-          <w:rFonts w:ascii="Spectral" w:cs="Spectral" w:eastAsia="Spectral" w:hAnsi="Spectral"/>
-          <w:sz w:val="20"/>
-          <w:szCs w:val="20"/>
-          <w:rtl w:val="0"/>
-        </w:rPr>
-        <w:t xml:space="preserve">Led multi-disciplinary 7 person team to design, develop, and launch online e-commerce store; prioritized and resolved 45+ new features and bug fixes </w:t>
-      </w:r>
-    </w:p>
-    <w:p>
-      <w:pPr>
-        <w:pageBreakBefore w:val="0"/>
+          <w:u w:val="none"/>
+        </w:rPr>
+      </w:pPr>
+      <w:r>
+        <w:rPr>
+          <w:rFonts w:ascii="Spectral" w:cs="Spectral" w:eastAsia="Spectral" w:hAnsi="Spectral"/>
+          <w:sz w:val="20"/>
+          <w:szCs w:val="20"/>
+          <w:rtl w:val="0"/>
+        </w:rPr>
+        <w:t xml:space="preserve"> Built streaming transformations and validation logic to ensure correctness and consistency of high-volume financial datasets.</w:t>
+      </w:r>
+    </w:p>
+    <w:p>
+      <w:pPr>
         <w:numPr>
           <w:ilvl w:val="0"/>
           <w:numId w:val="3"/>
@@ -317,23 +751,21 @@
           <w:rFonts w:ascii="Spectral" w:cs="Spectral" w:eastAsia="Spectral" w:hAnsi="Spectral"/>
           <w:sz w:val="20"/>
           <w:szCs w:val="20"/>
-          <w:vertAlign w:val="baseline"/>
-        </w:rPr>
-      </w:pPr>
-      <w:r>
-        <w:rPr>
-          <w:rFonts w:ascii="Spectral" w:cs="Spectral" w:eastAsia="Spectral" w:hAnsi="Spectral"/>
-          <w:sz w:val="20"/>
-          <w:szCs w:val="20"/>
-          <w:vertAlign w:val="baseline"/>
-          <w:rtl w:val="0"/>
-        </w:rPr>
-        <w:t xml:space="preserve">Promoted within 12 months due to strong performance and organizational impact (one year ahead of schedule)</w:t>
-      </w:r>
-    </w:p>
-    <w:p>
-      <w:pPr>
-        <w:pageBreakBefore w:val="0"/>
+          <w:u w:val="none"/>
+        </w:rPr>
+      </w:pPr>
+      <w:r>
+        <w:rPr>
+          <w:rFonts w:ascii="Spectral" w:cs="Spectral" w:eastAsia="Spectral" w:hAnsi="Spectral"/>
+          <w:sz w:val="20"/>
+          <w:szCs w:val="20"/>
+          <w:rtl w:val="0"/>
+        </w:rPr>
+        <w:t xml:space="preserve"> Delivered ClickHouse- and Grafana-based observability dashboards for data quality, freshness, and pipeline health.</w:t>
+      </w:r>
+    </w:p>
+    <w:p>
+      <w:pPr>
         <w:numPr>
           <w:ilvl w:val="0"/>
           <w:numId w:val="3"/>
@@ -343,119 +775,21 @@
           <w:rFonts w:ascii="Spectral" w:cs="Spectral" w:eastAsia="Spectral" w:hAnsi="Spectral"/>
           <w:sz w:val="20"/>
           <w:szCs w:val="20"/>
-          <w:vertAlign w:val="baseline"/>
-        </w:rPr>
-      </w:pPr>
-      <w:r>
-        <w:rPr>
-          <w:rFonts w:ascii="Spectral" w:cs="Spectral" w:eastAsia="Spectral" w:hAnsi="Spectral"/>
-          <w:sz w:val="20"/>
-          <w:szCs w:val="20"/>
-          <w:vertAlign w:val="baseline"/>
-          <w:rtl w:val="0"/>
-        </w:rPr>
-        <w:t xml:space="preserve">Developed strategic insights </w:t>
-      </w:r>
-      <w:r>
-        <w:rPr>
-          <w:rFonts w:ascii="Spectral" w:cs="Spectral" w:eastAsia="Spectral" w:hAnsi="Spectral"/>
-          <w:sz w:val="20"/>
-          <w:szCs w:val="20"/>
-          <w:rtl w:val="0"/>
-        </w:rPr>
-        <w:t xml:space="preserve">across</w:t>
-      </w:r>
-      <w:r>
-        <w:rPr>
-          <w:rFonts w:ascii="Spectral" w:cs="Spectral" w:eastAsia="Spectral" w:hAnsi="Spectral"/>
-          <w:sz w:val="20"/>
-          <w:szCs w:val="20"/>
-          <w:vertAlign w:val="baseline"/>
-          <w:rtl w:val="0"/>
-        </w:rPr>
-        <w:t xml:space="preserve"> </w:t>
-      </w:r>
-      <w:r>
-        <w:rPr>
-          <w:rFonts w:ascii="Spectral" w:cs="Spectral" w:eastAsia="Spectral" w:hAnsi="Spectral"/>
-          <w:sz w:val="20"/>
-          <w:szCs w:val="20"/>
-          <w:rtl w:val="0"/>
-        </w:rPr>
-        <w:t xml:space="preserve">5 product teams, including revenue, marketing and operations departments</w:t>
-      </w:r>
-      <w:r>
-        <w:rPr>
-          <w:rtl w:val="0"/>
-        </w:rPr>
-      </w:r>
-    </w:p>
-    <w:p>
-      <w:pPr>
-        <w:pageBreakBefore w:val="0"/>
-        <w:rPr>
-          <w:rFonts w:ascii="Spectral" w:cs="Spectral" w:eastAsia="Spectral" w:hAnsi="Spectral"/>
-          <w:sz w:val="11"/>
-          <w:szCs w:val="11"/>
-          <w:vertAlign w:val="baseline"/>
-        </w:rPr>
-      </w:pPr>
-      <w:r>
-        <w:rPr>
-          <w:rtl w:val="0"/>
-        </w:rPr>
-      </w:r>
-    </w:p>
-    <w:p>
-      <w:pPr>
-        <w:pageBreakBefore w:val="0"/>
-        <w:tabs>
-          <w:tab w:val="left" w:leader="none" w:pos="1134"/>
-          <w:tab w:val="right" w:leader="none" w:pos="10503"/>
-        </w:tabs>
-        <w:rPr>
-          <w:rFonts w:ascii="Spectral" w:cs="Spectral" w:eastAsia="Spectral" w:hAnsi="Spectral"/>
-          <w:sz w:val="20"/>
-          <w:szCs w:val="20"/>
-          <w:vertAlign w:val="baseline"/>
-        </w:rPr>
-      </w:pPr>
-      <w:r>
-        <w:rPr>
-          <w:rFonts w:ascii="Spectral" w:cs="Spectral" w:eastAsia="Spectral" w:hAnsi="Spectral"/>
-          <w:b w:val="1"/>
-          <w:bCs w:val="1"/>
-          <w:i w:val="1"/>
-          <w:iCs w:val="1"/>
-          <w:sz w:val="20"/>
-          <w:szCs w:val="20"/>
-          <w:vertAlign w:val="baseline"/>
-          <w:rtl w:val="0"/>
-        </w:rPr>
-        <w:t xml:space="preserve">Selected Project Experience</w:t>
-      </w:r>
-      <w:r>
-        <w:rPr>
-          <w:rFonts w:ascii="Spectral" w:cs="Spectral" w:eastAsia="Spectral" w:hAnsi="Spectral"/>
-          <w:b w:val="1"/>
-          <w:bCs w:val="1"/>
-          <w:smallCaps w:val="1"/>
-          <w:sz w:val="20"/>
-          <w:szCs w:val="20"/>
-          <w:vertAlign w:val="baseline"/>
-          <w:rtl w:val="0"/>
-        </w:rPr>
-        <w:tab/>
-      </w:r>
-      <w:r>
-        <w:rPr>
-          <w:rtl w:val="0"/>
-        </w:rPr>
-      </w:r>
-    </w:p>
-    <w:p>
-      <w:pPr>
-        <w:pageBreakBefore w:val="0"/>
+          <w:u w:val="none"/>
+        </w:rPr>
+      </w:pPr>
+      <w:r>
+        <w:rPr>
+          <w:rFonts w:ascii="Spectral" w:cs="Spectral" w:eastAsia="Spectral" w:hAnsi="Spectral"/>
+          <w:sz w:val="20"/>
+          <w:szCs w:val="20"/>
+          <w:rtl w:val="0"/>
+        </w:rPr>
+        <w:t xml:space="preserve">Improved pipeline reliability through automated testing, backfills, and controlled schema migrations.</w:t>
+      </w:r>
+    </w:p>
+    <w:p>
+      <w:pPr>
         <w:numPr>
           <w:ilvl w:val="0"/>
           <w:numId w:val="3"/>
@@ -465,121 +799,21 @@
           <w:rFonts w:ascii="Spectral" w:cs="Spectral" w:eastAsia="Spectral" w:hAnsi="Spectral"/>
           <w:sz w:val="20"/>
           <w:szCs w:val="20"/>
-          <w:vertAlign w:val="baseline"/>
-        </w:rPr>
-      </w:pPr>
-      <w:r>
-        <w:rPr>
-          <w:rFonts w:ascii="Spectral" w:cs="Spectral" w:eastAsia="Spectral" w:hAnsi="Spectral"/>
-          <w:sz w:val="20"/>
-          <w:szCs w:val="20"/>
-          <w:vertAlign w:val="baseline"/>
-          <w:rtl w:val="0"/>
-        </w:rPr>
-        <w:t xml:space="preserve">Operations Improvement Project </w:t>
-      </w:r>
-    </w:p>
-    <w:p>
-      <w:pPr>
-        <w:pageBreakBefore w:val="0"/>
-        <w:numPr>
-          <w:ilvl w:val="0"/>
-          <w:numId w:val="2"/>
-        </w:numPr>
-        <w:ind w:left="1080" w:hanging="360"/>
-        <w:rPr>
-          <w:rFonts w:ascii="Spectral" w:cs="Spectral" w:eastAsia="Spectral" w:hAnsi="Spectral"/>
-          <w:sz w:val="20"/>
-          <w:szCs w:val="20"/>
-          <w:vertAlign w:val="baseline"/>
-        </w:rPr>
-      </w:pPr>
-      <w:r>
-        <w:rPr>
-          <w:rFonts w:ascii="Spectral" w:cs="Spectral" w:eastAsia="Spectral" w:hAnsi="Spectral"/>
-          <w:sz w:val="20"/>
-          <w:szCs w:val="20"/>
-          <w:vertAlign w:val="baseline"/>
-          <w:rtl w:val="0"/>
-        </w:rPr>
-        <w:t xml:space="preserve">Drove redevelopment of internal tracking system in use by 125 employees, resulting in 20+ new features, reduction of 20% in save/load time and 15% operation time</w:t>
-      </w:r>
-    </w:p>
-    <w:p>
-      <w:pPr>
-        <w:pageBreakBefore w:val="0"/>
-        <w:numPr>
-          <w:ilvl w:val="0"/>
-          <w:numId w:val="2"/>
-        </w:numPr>
-        <w:ind w:left="1080" w:hanging="360"/>
-        <w:rPr>
-          <w:rFonts w:ascii="Spectral" w:cs="Spectral" w:eastAsia="Spectral" w:hAnsi="Spectral"/>
-          <w:sz w:val="20"/>
-          <w:szCs w:val="20"/>
-        </w:rPr>
-      </w:pPr>
-      <w:r>
-        <w:rPr>
-          <w:rFonts w:ascii="Spectral" w:cs="Spectral" w:eastAsia="Spectral" w:hAnsi="Spectral"/>
-          <w:sz w:val="20"/>
-          <w:szCs w:val="20"/>
-          <w:rtl w:val="0"/>
-        </w:rPr>
-        <w:t xml:space="preserve">Refined outsourcing strategy, resulting in increased offshore headcount from 12 to 95 employees</w:t>
-      </w:r>
-    </w:p>
-    <w:p>
-      <w:pPr>
-        <w:pageBreakBefore w:val="0"/>
-        <w:numPr>
-          <w:ilvl w:val="0"/>
-          <w:numId w:val="2"/>
-        </w:numPr>
-        <w:ind w:left="1080" w:hanging="360"/>
-        <w:rPr>
-          <w:rFonts w:ascii="Spectral" w:cs="Spectral" w:eastAsia="Spectral" w:hAnsi="Spectral"/>
-          <w:sz w:val="20"/>
-          <w:szCs w:val="20"/>
-        </w:rPr>
-      </w:pPr>
-      <w:r>
-        <w:rPr>
-          <w:rFonts w:ascii="Spectral" w:cs="Spectral" w:eastAsia="Spectral" w:hAnsi="Spectral"/>
-          <w:sz w:val="20"/>
-          <w:szCs w:val="20"/>
-          <w:rtl w:val="0"/>
-        </w:rPr>
-        <w:t xml:space="preserve">Reduced development costs by 25 percent by creating a plan to merge related products into one, more streamlined product.</w:t>
-      </w:r>
-    </w:p>
-    <w:p>
-      <w:pPr>
-        <w:pageBreakBefore w:val="0"/>
-        <w:numPr>
-          <w:ilvl w:val="0"/>
-          <w:numId w:val="2"/>
-        </w:numPr>
-        <w:ind w:left="1080" w:hanging="360"/>
-        <w:rPr>
-          <w:rFonts w:ascii="Spectral" w:cs="Spectral" w:eastAsia="Spectral" w:hAnsi="Spectral"/>
-          <w:sz w:val="20"/>
-          <w:szCs w:val="20"/>
-        </w:rPr>
-      </w:pPr>
-      <w:r>
-        <w:rPr>
-          <w:rFonts w:ascii="Spectral" w:cs="Spectral" w:eastAsia="Spectral" w:hAnsi="Spectral"/>
-          <w:sz w:val="20"/>
-          <w:szCs w:val="20"/>
-          <w:rtl w:val="0"/>
-        </w:rPr>
-        <w:t xml:space="preserve">Managed a process re-engineering project to improve and consolidate end-to-end service processes; restructured communication flow among 10 departments, and cut down reporting time by 75% </w:t>
-      </w:r>
-    </w:p>
-    <w:p>
-      <w:pPr>
-        <w:pageBreakBefore w:val="0"/>
+          <w:u w:val="none"/>
+        </w:rPr>
+      </w:pPr>
+      <w:r>
+        <w:rPr>
+          <w:rFonts w:ascii="Spectral" w:cs="Spectral" w:eastAsia="Spectral" w:hAnsi="Spectral"/>
+          <w:sz w:val="20"/>
+          <w:szCs w:val="20"/>
+          <w:rtl w:val="0"/>
+        </w:rPr>
+        <w:t xml:space="preserve">Optimized infrastructure and streaming workloads, reducing processing costs by 20%.</w:t>
+      </w:r>
+    </w:p>
+    <w:p>
+      <w:pPr>
         <w:numPr>
           <w:ilvl w:val="0"/>
           <w:numId w:val="3"/>
@@ -589,76 +823,46 @@
           <w:rFonts w:ascii="Spectral" w:cs="Spectral" w:eastAsia="Spectral" w:hAnsi="Spectral"/>
           <w:sz w:val="20"/>
           <w:szCs w:val="20"/>
-          <w:vertAlign w:val="baseline"/>
-        </w:rPr>
-      </w:pPr>
-      <w:r>
-        <w:rPr>
-          <w:rFonts w:ascii="Spectral" w:cs="Spectral" w:eastAsia="Spectral" w:hAnsi="Spectral"/>
-          <w:sz w:val="20"/>
-          <w:szCs w:val="20"/>
-          <w:rtl w:val="0"/>
-        </w:rPr>
-        <w:t xml:space="preserve">Launch of New iPhone App</w:t>
-      </w:r>
-      <w:r>
-        <w:rPr>
-          <w:rtl w:val="0"/>
-        </w:rPr>
-      </w:r>
-    </w:p>
-    <w:p>
-      <w:pPr>
-        <w:pageBreakBefore w:val="0"/>
-        <w:numPr>
-          <w:ilvl w:val="0"/>
-          <w:numId w:val="2"/>
-        </w:numPr>
-        <w:ind w:left="1080" w:hanging="360"/>
-        <w:rPr>
-          <w:rFonts w:ascii="Spectral" w:cs="Spectral" w:eastAsia="Spectral" w:hAnsi="Spectral"/>
-          <w:sz w:val="20"/>
-          <w:szCs w:val="20"/>
-        </w:rPr>
-      </w:pPr>
-      <w:r>
-        <w:rPr>
-          <w:rFonts w:ascii="Spectral" w:cs="Spectral" w:eastAsia="Spectral" w:hAnsi="Spectral"/>
-          <w:sz w:val="20"/>
-          <w:szCs w:val="20"/>
-          <w:rtl w:val="0"/>
-        </w:rPr>
-        <w:t xml:space="preserve">Led application design sessions with client teams on 20+ projects to develop technical requirements </w:t>
-      </w:r>
-    </w:p>
-    <w:p>
-      <w:pPr>
-        <w:pageBreakBefore w:val="0"/>
-        <w:rPr>
-          <w:rFonts w:ascii="Spectral" w:cs="Spectral" w:eastAsia="Spectral" w:hAnsi="Spectral"/>
-          <w:sz w:val="12"/>
-          <w:szCs w:val="12"/>
-          <w:vertAlign w:val="baseline"/>
-        </w:rPr>
-      </w:pPr>
-      <w:r>
-        <w:rPr>
-          <w:rtl w:val="0"/>
-        </w:rPr>
-      </w:r>
-    </w:p>
-    <w:p>
-      <w:pPr>
-        <w:pageBreakBefore w:val="0"/>
+          <w:u w:val="none"/>
+        </w:rPr>
+      </w:pPr>
+      <w:r>
+        <w:rPr>
+          <w:rFonts w:ascii="Spectral" w:cs="Spectral" w:eastAsia="Spectral" w:hAnsi="Spectral"/>
+          <w:sz w:val="20"/>
+          <w:szCs w:val="20"/>
+          <w:rtl w:val="0"/>
+        </w:rPr>
+        <w:t xml:space="preserve">Mentored engineers on streaming architecture, Python best practices, and production-ready data engineering.</w:t>
+      </w:r>
+    </w:p>
+    <w:p>
+      <w:pPr>
+        <w:ind w:left="720" w:firstLine="0"/>
+        <w:rPr>
+          <w:rFonts w:ascii="Spectral" w:cs="Spectral" w:eastAsia="Spectral" w:hAnsi="Spectral"/>
+          <w:sz w:val="20"/>
+          <w:szCs w:val="20"/>
+        </w:rPr>
+      </w:pPr>
+      <w:r>
+        <w:rPr>
+          <w:rtl w:val="0"/>
+        </w:rPr>
+      </w:r>
+    </w:p>
+    <w:p>
+      <w:pPr>
         <w:tabs>
           <w:tab w:val="left" w:leader="none" w:pos="1134"/>
           <w:tab w:val="right" w:leader="none" w:pos="10503"/>
         </w:tabs>
         <w:rPr>
           <w:rFonts w:ascii="Spectral" w:cs="Spectral" w:eastAsia="Spectral" w:hAnsi="Spectral"/>
-          <w:sz w:val="20"/>
-          <w:szCs w:val="20"/>
-          <w:vertAlign w:val="baseline"/>
+          <w:b w:val="1"/>
+          <w:bCs w:val="1"/>
+          <w:sz w:val="20"/>
+          <w:szCs w:val="20"/>
         </w:rPr>
       </w:pPr>
       <w:r>
@@ -671,99 +875,23 @@
           <w:szCs w:val="20"/>
           <w:rtl w:val="0"/>
         </w:rPr>
-        <w:t xml:space="preserve">GROWTHSI</w:t>
+        <w:t xml:space="preserve">Sberbank - Senior Data Engineer</w:t>
+        <w:tab/>
       </w:r>
       <w:r>
         <w:rPr>
           <w:rFonts w:ascii="Spectral" w:cs="Spectral" w:eastAsia="Spectral" w:hAnsi="Spectral"/>
           <w:b w:val="1"/>
           <w:bCs w:val="1"/>
-          <w:smallCaps w:val="1"/>
-          <w:sz w:val="20"/>
-          <w:szCs w:val="20"/>
-          <w:vertAlign w:val="baseline"/>
-          <w:rtl w:val="0"/>
-        </w:rPr>
-        <w:tab/>
-        <w:t xml:space="preserve"> </w:t>
-      </w:r>
-      <w:r>
-        <w:rPr>
-          <w:rFonts w:ascii="Spectral" w:cs="Spectral" w:eastAsia="Spectral" w:hAnsi="Spectral"/>
-          <w:b w:val="1"/>
-          <w:bCs w:val="1"/>
-          <w:sz w:val="20"/>
-          <w:szCs w:val="20"/>
-          <w:vertAlign w:val="baseline"/>
-          <w:rtl w:val="0"/>
-        </w:rPr>
-        <w:t xml:space="preserve">New York, NY</w:t>
-      </w:r>
-      <w:r>
-        <w:rPr>
-          <w:rtl w:val="0"/>
-        </w:rPr>
-      </w:r>
-    </w:p>
-    <w:p>
-      <w:pPr>
-        <w:pageBreakBefore w:val="0"/>
-        <w:tabs>
-          <w:tab w:val="left" w:leader="none" w:pos="1134"/>
-          <w:tab w:val="right" w:leader="none" w:pos="10503"/>
-        </w:tabs>
-        <w:rPr>
-          <w:rFonts w:ascii="Spectral" w:cs="Spectral" w:eastAsia="Spectral" w:hAnsi="Spectral"/>
-          <w:sz w:val="20"/>
-          <w:szCs w:val="20"/>
-          <w:vertAlign w:val="baseline"/>
-        </w:rPr>
-      </w:pPr>
-      <w:r>
-        <w:rPr>
-          <w:rFonts w:ascii="Spectral" w:cs="Spectral" w:eastAsia="Spectral" w:hAnsi="Spectral"/>
-          <w:b w:val="1"/>
-          <w:bCs w:val="1"/>
-          <w:sz w:val="20"/>
-          <w:szCs w:val="20"/>
-          <w:rtl w:val="0"/>
-        </w:rPr>
-        <w:t xml:space="preserve">Product Manager</w:t>
-      </w:r>
-      <w:r>
-        <w:rPr>
-          <w:rFonts w:ascii="Spectral" w:cs="Spectral" w:eastAsia="Spectral" w:hAnsi="Spectral"/>
-          <w:b w:val="1"/>
-          <w:bCs w:val="1"/>
-          <w:smallCaps w:val="1"/>
-          <w:sz w:val="20"/>
-          <w:szCs w:val="20"/>
-          <w:vertAlign w:val="baseline"/>
-          <w:rtl w:val="0"/>
-        </w:rPr>
-        <w:tab/>
-      </w:r>
-      <w:r>
-        <w:rPr>
-          <w:rFonts w:ascii="Spectral" w:cs="Spectral" w:eastAsia="Spectral" w:hAnsi="Spectral"/>
-          <w:b w:val="1"/>
-          <w:bCs w:val="1"/>
-          <w:sz w:val="20"/>
-          <w:szCs w:val="20"/>
-          <w:vertAlign w:val="baseline"/>
-          <w:rtl w:val="0"/>
-        </w:rPr>
-        <w:t xml:space="preserve">2012-2013</w:t>
-      </w:r>
-      <w:r>
-        <w:rPr>
-          <w:rtl w:val="0"/>
-        </w:rPr>
-      </w:r>
-    </w:p>
-    <w:p>
-      <w:pPr>
-        <w:pageBreakBefore w:val="0"/>
+          <w:sz w:val="20"/>
+          <w:szCs w:val="20"/>
+          <w:rtl w:val="0"/>
+        </w:rPr>
+        <w:t xml:space="preserve">Nov 2021 - Jan 2023</w:t>
+      </w:r>
+    </w:p>
+    <w:p>
+      <w:pPr>
         <w:numPr>
           <w:ilvl w:val="0"/>
           <w:numId w:val="3"/>
@@ -782,12 +910,30 @@
           <w:szCs w:val="20"/>
           <w:rtl w:val="0"/>
         </w:rPr>
-        <w:t xml:space="preserve">Spearheaded a cross-functional team (Technology, Business Development, Management) to implement new ERP system; successful adoption accelerated revenue growth by 25% in 1 year </w:t>
-      </w:r>
-    </w:p>
-    <w:p>
-      <w:pPr>
-        <w:pageBreakBefore w:val="0"/>
+        <w:t xml:space="preserve">Developed batch and streaming analytics pipelines over Hadoop using Python and Spark; applied streaming</w:t>
+      </w:r>
+    </w:p>
+    <w:p>
+      <w:pPr>
+        <w:ind w:left="720" w:firstLine="0"/>
+        <w:rPr>
+          <w:rFonts w:ascii="Spectral" w:cs="Spectral" w:eastAsia="Spectral" w:hAnsi="Spectral"/>
+          <w:sz w:val="20"/>
+          <w:szCs w:val="20"/>
+        </w:rPr>
+      </w:pPr>
+      <w:r>
+        <w:rPr>
+          <w:rFonts w:ascii="Spectral" w:cs="Spectral" w:eastAsia="Spectral" w:hAnsi="Spectral"/>
+          <w:sz w:val="20"/>
+          <w:szCs w:val="20"/>
+          <w:rtl w:val="0"/>
+        </w:rPr>
+        <w:t xml:space="preserve">concepts compatible with Flink-style architectures.</w:t>
+      </w:r>
+    </w:p>
+    <w:p>
+      <w:pPr>
         <w:numPr>
           <w:ilvl w:val="0"/>
           <w:numId w:val="3"/>
@@ -806,12 +952,11 @@
           <w:szCs w:val="20"/>
           <w:rtl w:val="0"/>
         </w:rPr>
-        <w:t xml:space="preserve">Improved sales efficiency by leading sustainable adoption of a new CRM tool among 150 sales persons in 6 months; redesigned key sales support workflows </w:t>
-      </w:r>
-    </w:p>
-    <w:p>
-      <w:pPr>
-        <w:pageBreakBefore w:val="0"/>
+        <w:t xml:space="preserve">Built Airflow-orchestrated ETL workflows and CI/CD pipelines for reliable data delivery.</w:t>
+      </w:r>
+    </w:p>
+    <w:p>
+      <w:pPr>
         <w:numPr>
           <w:ilvl w:val="0"/>
           <w:numId w:val="3"/>
@@ -830,7 +975,382 @@
           <w:szCs w:val="20"/>
           <w:rtl w:val="0"/>
         </w:rPr>
-        <w:t xml:space="preserve">Designed training and peer-mentoring programs for D&amp;I events targeted at C-level executives; led training and awareness initiatives that were attended by over 10,000 employees in 2 years</w:t>
+        <w:t xml:space="preserve">Created analytical dashboards in Apache Superset and defined internal standards for performance and data</w:t>
+      </w:r>
+    </w:p>
+    <w:p>
+      <w:pPr>
+        <w:ind w:left="720" w:firstLine="0"/>
+        <w:rPr>
+          <w:rFonts w:ascii="Spectral" w:cs="Spectral" w:eastAsia="Spectral" w:hAnsi="Spectral"/>
+          <w:sz w:val="20"/>
+          <w:szCs w:val="20"/>
+        </w:rPr>
+      </w:pPr>
+      <w:r>
+        <w:rPr>
+          <w:rFonts w:ascii="Spectral" w:cs="Spectral" w:eastAsia="Spectral" w:hAnsi="Spectral"/>
+          <w:sz w:val="20"/>
+          <w:szCs w:val="20"/>
+          <w:rtl w:val="0"/>
+        </w:rPr>
+        <w:t xml:space="preserve">ownership.</w:t>
+      </w:r>
+    </w:p>
+    <w:p>
+      <w:pPr>
+        <w:ind w:left="720" w:firstLine="0"/>
+        <w:rPr>
+          <w:rFonts w:ascii="Spectral" w:cs="Spectral" w:eastAsia="Spectral" w:hAnsi="Spectral"/>
+          <w:sz w:val="20"/>
+          <w:szCs w:val="20"/>
+        </w:rPr>
+      </w:pPr>
+      <w:r>
+        <w:rPr>
+          <w:rtl w:val="0"/>
+        </w:rPr>
+      </w:r>
+    </w:p>
+    <w:p>
+      <w:pPr>
+        <w:ind w:left="720" w:firstLine="0"/>
+        <w:rPr>
+          <w:rFonts w:ascii="Spectral" w:cs="Spectral" w:eastAsia="Spectral" w:hAnsi="Spectral"/>
+          <w:sz w:val="20"/>
+          <w:szCs w:val="20"/>
+        </w:rPr>
+      </w:pPr>
+      <w:r>
+        <w:rPr>
+          <w:rtl w:val="0"/>
+        </w:rPr>
+      </w:r>
+    </w:p>
+    <w:p>
+      <w:pPr>
+        <w:tabs>
+          <w:tab w:val="left" w:leader="none" w:pos="1134"/>
+          <w:tab w:val="right" w:leader="none" w:pos="10503"/>
+        </w:tabs>
+        <w:rPr>
+          <w:rFonts w:ascii="Spectral" w:cs="Spectral" w:eastAsia="Spectral" w:hAnsi="Spectral"/>
+          <w:b w:val="1"/>
+          <w:bCs w:val="1"/>
+          <w:sz w:val="20"/>
+          <w:szCs w:val="20"/>
+        </w:rPr>
+      </w:pPr>
+      <w:r>
+        <w:rPr>
+          <w:rFonts w:ascii="Spectral" w:cs="Spectral" w:eastAsia="Spectral" w:hAnsi="Spectral"/>
+          <w:b w:val="1"/>
+          <w:bCs w:val="1"/>
+          <w:smallCaps w:val="1"/>
+          <w:sz w:val="20"/>
+          <w:szCs w:val="20"/>
+          <w:rtl w:val="0"/>
+        </w:rPr>
+        <w:t xml:space="preserve">Digital Economy League- Data Engineer </w:t>
+        <w:tab/>
+      </w:r>
+      <w:r>
+        <w:rPr>
+          <w:rFonts w:ascii="Spectral" w:cs="Spectral" w:eastAsia="Spectral" w:hAnsi="Spectral"/>
+          <w:b w:val="1"/>
+          <w:bCs w:val="1"/>
+          <w:sz w:val="20"/>
+          <w:szCs w:val="20"/>
+          <w:rtl w:val="0"/>
+        </w:rPr>
+        <w:t xml:space="preserve">Jan 2020 - Nov 2021</w:t>
+      </w:r>
+    </w:p>
+    <w:p>
+      <w:pPr>
+        <w:numPr>
+          <w:ilvl w:val="0"/>
+          <w:numId w:val="3"/>
+        </w:numPr>
+        <w:ind w:left="720" w:hanging="360"/>
+        <w:rPr>
+          <w:rFonts w:ascii="Spectral" w:cs="Spectral" w:eastAsia="Spectral" w:hAnsi="Spectral"/>
+          <w:sz w:val="20"/>
+          <w:szCs w:val="20"/>
+        </w:rPr>
+      </w:pPr>
+      <w:r>
+        <w:rPr>
+          <w:rFonts w:ascii="Spectral" w:cs="Spectral" w:eastAsia="Spectral" w:hAnsi="Spectral"/>
+          <w:sz w:val="20"/>
+          <w:szCs w:val="20"/>
+          <w:rtl w:val="0"/>
+        </w:rPr>
+        <w:t xml:space="preserve">Built and optimized SQL-based analytics over Oracle and Hadoop for banking and product analytics.</w:t>
+      </w:r>
+    </w:p>
+    <w:p>
+      <w:pPr>
+        <w:numPr>
+          <w:ilvl w:val="0"/>
+          <w:numId w:val="3"/>
+        </w:numPr>
+        <w:ind w:left="720" w:hanging="360"/>
+        <w:rPr>
+          <w:rFonts w:ascii="Spectral" w:cs="Spectral" w:eastAsia="Spectral" w:hAnsi="Spectral"/>
+          <w:sz w:val="20"/>
+          <w:szCs w:val="20"/>
+        </w:rPr>
+      </w:pPr>
+      <w:r>
+        <w:rPr>
+          <w:rFonts w:ascii="Spectral" w:cs="Spectral" w:eastAsia="Spectral" w:hAnsi="Spectral"/>
+          <w:sz w:val="20"/>
+          <w:szCs w:val="20"/>
+          <w:rtl w:val="0"/>
+        </w:rPr>
+        <w:t xml:space="preserve">Integrated heterogeneous data sources and APIs into unified analytical datasets.</w:t>
+      </w:r>
+    </w:p>
+    <w:p>
+      <w:pPr>
+        <w:numPr>
+          <w:ilvl w:val="0"/>
+          <w:numId w:val="3"/>
+        </w:numPr>
+        <w:ind w:left="720" w:hanging="360"/>
+        <w:rPr>
+          <w:rFonts w:ascii="Spectral" w:cs="Spectral" w:eastAsia="Spectral" w:hAnsi="Spectral"/>
+          <w:sz w:val="20"/>
+          <w:szCs w:val="20"/>
+        </w:rPr>
+      </w:pPr>
+      <w:r>
+        <w:rPr>
+          <w:rFonts w:ascii="Spectral" w:cs="Spectral" w:eastAsia="Spectral" w:hAnsi="Spectral"/>
+          <w:sz w:val="20"/>
+          <w:szCs w:val="20"/>
+          <w:rtl w:val="0"/>
+        </w:rPr>
+        <w:t xml:space="preserve">Maintained technical documentation and data definitions in Jira and Confluence.</w:t>
+      </w:r>
+    </w:p>
+    <w:p>
+      <w:pPr>
+        <w:ind w:left="0" w:firstLine="0"/>
+        <w:rPr>
+          <w:rFonts w:ascii="Spectral" w:cs="Spectral" w:eastAsia="Spectral" w:hAnsi="Spectral"/>
+          <w:sz w:val="20"/>
+          <w:szCs w:val="20"/>
+        </w:rPr>
+      </w:pPr>
+      <w:r>
+        <w:rPr>
+          <w:rtl w:val="0"/>
+        </w:rPr>
+      </w:r>
+    </w:p>
+    <w:p>
+      <w:pPr>
+        <w:ind w:left="0" w:firstLine="0"/>
+        <w:rPr>
+          <w:rFonts w:ascii="Spectral" w:cs="Spectral" w:eastAsia="Spectral" w:hAnsi="Spectral"/>
+          <w:sz w:val="20"/>
+          <w:szCs w:val="20"/>
+        </w:rPr>
+      </w:pPr>
+      <w:r>
+        <w:rPr>
+          <w:rtl w:val="0"/>
+        </w:rPr>
+      </w:r>
+    </w:p>
+    <w:p>
+      <w:pPr>
+        <w:pBdr>
+          <w:bottom w:color="000000" w:space="1" w:sz="6" w:val="single"/>
+        </w:pBdr>
+        <w:rPr>
+          <w:rFonts w:ascii="Spectral" w:cs="Spectral" w:eastAsia="Spectral" w:hAnsi="Spectral"/>
+          <w:sz w:val="22"/>
+          <w:szCs w:val="22"/>
+        </w:rPr>
+      </w:pPr>
+      <w:r>
+        <w:rPr>
+          <w:rFonts w:ascii="Spectral" w:cs="Spectral" w:eastAsia="Spectral" w:hAnsi="Spectral"/>
+          <w:b w:val="1"/>
+          <w:bCs w:val="1"/>
+          <w:smallCaps w:val="1"/>
+          <w:sz w:val="22"/>
+          <w:szCs w:val="22"/>
+          <w:rtl w:val="0"/>
+        </w:rPr>
+        <w:t xml:space="preserve">SKILLS</w:t>
+      </w:r>
+      <w:r>
+        <w:rPr>
+          <w:rtl w:val="0"/>
+        </w:rPr>
+      </w:r>
+    </w:p>
+    <w:p>
+      <w:pPr>
+        <w:rPr>
+          <w:rFonts w:ascii="Spectral" w:cs="Spectral" w:eastAsia="Spectral" w:hAnsi="Spectral"/>
+          <w:sz w:val="20"/>
+          <w:szCs w:val="20"/>
+        </w:rPr>
+      </w:pPr>
+      <w:r>
+        <w:rPr>
+          <w:rFonts w:ascii="Spectral" w:cs="Spectral" w:eastAsia="Spectral" w:hAnsi="Spectral"/>
+          <w:sz w:val="20"/>
+          <w:szCs w:val="20"/>
+          <w:rtl w:val="0"/>
+        </w:rPr>
+        <w:t xml:space="preserve">Programming: Python, SQL, REST APIs, Automation Tools</w:t>
+      </w:r>
+    </w:p>
+    <w:p>
+      <w:pPr>
+        <w:rPr>
+          <w:rFonts w:ascii="Spectral" w:cs="Spectral" w:eastAsia="Spectral" w:hAnsi="Spectral"/>
+          <w:sz w:val="20"/>
+          <w:szCs w:val="20"/>
+        </w:rPr>
+      </w:pPr>
+      <w:r>
+        <w:rPr>
+          <w:rFonts w:ascii="Spectral" w:cs="Spectral" w:eastAsia="Spectral" w:hAnsi="Spectral"/>
+          <w:sz w:val="20"/>
+          <w:szCs w:val="20"/>
+          <w:rtl w:val="0"/>
+        </w:rPr>
+        <w:t xml:space="preserve">Streaming &amp; ETL: Apache Kafka, Apache Flink (managed / Flink-based pipelines), Spark Structured Streaming, CDC</w:t>
+      </w:r>
+    </w:p>
+    <w:p>
+      <w:pPr>
+        <w:rPr>
+          <w:rFonts w:ascii="Spectral" w:cs="Spectral" w:eastAsia="Spectral" w:hAnsi="Spectral"/>
+          <w:sz w:val="20"/>
+          <w:szCs w:val="20"/>
+        </w:rPr>
+      </w:pPr>
+      <w:r>
+        <w:rPr>
+          <w:rFonts w:ascii="Spectral" w:cs="Spectral" w:eastAsia="Spectral" w:hAnsi="Spectral"/>
+          <w:sz w:val="20"/>
+          <w:szCs w:val="20"/>
+          <w:rtl w:val="0"/>
+        </w:rPr>
+        <w:t xml:space="preserve">(Debezium), Apache Airflow, dbt</w:t>
+      </w:r>
+    </w:p>
+    <w:p>
+      <w:pPr>
+        <w:rPr>
+          <w:rFonts w:ascii="Spectral" w:cs="Spectral" w:eastAsia="Spectral" w:hAnsi="Spectral"/>
+          <w:sz w:val="20"/>
+          <w:szCs w:val="20"/>
+        </w:rPr>
+      </w:pPr>
+      <w:r>
+        <w:rPr>
+          <w:rFonts w:ascii="Spectral" w:cs="Spectral" w:eastAsia="Spectral" w:hAnsi="Spectral"/>
+          <w:sz w:val="20"/>
+          <w:szCs w:val="20"/>
+          <w:rtl w:val="0"/>
+        </w:rPr>
+        <w:t xml:space="preserve">Data Platform: Azure Databricks, Hadoop, ClickHouse (columnar analytics, materialized views),</w:t>
+      </w:r>
+    </w:p>
+    <w:p>
+      <w:pPr>
+        <w:rPr>
+          <w:rFonts w:ascii="Spectral" w:cs="Spectral" w:eastAsia="Spectral" w:hAnsi="Spectral"/>
+          <w:sz w:val="20"/>
+          <w:szCs w:val="20"/>
+        </w:rPr>
+      </w:pPr>
+      <w:r>
+        <w:rPr>
+          <w:rFonts w:ascii="Spectral" w:cs="Spectral" w:eastAsia="Spectral" w:hAnsi="Spectral"/>
+          <w:sz w:val="20"/>
+          <w:szCs w:val="20"/>
+          <w:rtl w:val="0"/>
+        </w:rPr>
+        <w:t xml:space="preserve">Docker, Kubernetes</w:t>
+      </w:r>
+    </w:p>
+    <w:p>
+      <w:pPr>
+        <w:rPr>
+          <w:rFonts w:ascii="Spectral" w:cs="Spectral" w:eastAsia="Spectral" w:hAnsi="Spectral"/>
+          <w:sz w:val="20"/>
+          <w:szCs w:val="20"/>
+        </w:rPr>
+      </w:pPr>
+      <w:r>
+        <w:rPr>
+          <w:rFonts w:ascii="Spectral" w:cs="Spectral" w:eastAsia="Spectral" w:hAnsi="Spectral"/>
+          <w:sz w:val="20"/>
+          <w:szCs w:val="20"/>
+          <w:rtl w:val="0"/>
+        </w:rPr>
+        <w:t xml:space="preserve">Monitoring &amp; BI: Grafana, Apache Superset, Alerting, Pipeline Observability</w:t>
+      </w:r>
+    </w:p>
+    <w:p>
+      <w:pPr>
+        <w:rPr>
+          <w:rFonts w:ascii="Spectral" w:cs="Spectral" w:eastAsia="Spectral" w:hAnsi="Spectral"/>
+          <w:sz w:val="20"/>
+          <w:szCs w:val="20"/>
+        </w:rPr>
+      </w:pPr>
+      <w:r>
+        <w:rPr>
+          <w:rFonts w:ascii="Spectral" w:cs="Spectral" w:eastAsia="Spectral" w:hAnsi="Spectral"/>
+          <w:sz w:val="20"/>
+          <w:szCs w:val="20"/>
+          <w:rtl w:val="0"/>
+        </w:rPr>
+        <w:t xml:space="preserve">Engineering: CI/CD (Jenkins, Git), Automated Testing, Migrations, Documentation</w:t>
+      </w:r>
+    </w:p>
+    <w:p>
+      <w:pPr>
+        <w:rPr>
+          <w:rFonts w:ascii="Spectral" w:cs="Spectral" w:eastAsia="Spectral" w:hAnsi="Spectral"/>
+          <w:sz w:val="20"/>
+          <w:szCs w:val="20"/>
+        </w:rPr>
+      </w:pPr>
+      <w:r>
+        <w:rPr>
+          <w:rFonts w:ascii="Spectral" w:cs="Spectral" w:eastAsia="Spectral" w:hAnsi="Spectral"/>
+          <w:sz w:val="20"/>
+          <w:szCs w:val="20"/>
+          <w:rtl w:val="0"/>
+        </w:rPr>
+        <w:t xml:space="preserve">Practices: Data Quality, Data Governance, Agile, Mentorship, Startup Mindset</w:t>
+      </w:r>
+    </w:p>
+    <w:p>
+      <w:pPr>
+        <w:ind w:left="0" w:firstLine="0"/>
+        <w:rPr>
+          <w:rFonts w:ascii="Spectral" w:cs="Spectral" w:eastAsia="Spectral" w:hAnsi="Spectral"/>
+          <w:sz w:val="20"/>
+          <w:szCs w:val="20"/>
+        </w:rPr>
+      </w:pPr>
+      <w:r>
+        <w:rPr>
+          <w:rtl w:val="0"/>
+        </w:rPr>
       </w:r>
     </w:p>
     <w:p>
@@ -840,7 +1360,21 @@
           <w:rFonts w:ascii="Spectral" w:cs="Spectral" w:eastAsia="Spectral" w:hAnsi="Spectral"/>
           <w:sz w:val="12"/>
           <w:szCs w:val="12"/>
-          <w:vertAlign w:val="baseline"/>
+        </w:rPr>
+      </w:pPr>
+      <w:r>
+        <w:rPr>
+          <w:rtl w:val="0"/>
+        </w:rPr>
+      </w:r>
+    </w:p>
+    <w:p>
+      <w:pPr>
+        <w:pageBreakBefore w:val="0"/>
+        <w:rPr>
+          <w:rFonts w:ascii="Spectral" w:cs="Spectral" w:eastAsia="Spectral" w:hAnsi="Spectral"/>
+          <w:sz w:val="12"/>
+          <w:szCs w:val="12"/>
         </w:rPr>
       </w:pPr>
       <w:r>
@@ -900,16 +1434,15 @@
     </w:p>
     <w:p>
       <w:pPr>
-        <w:pageBreakBefore w:val="0"/>
-        <w:tabs>
-          <w:tab w:val="left" w:leader="none" w:pos="1134"/>
-          <w:tab w:val="right" w:leader="none" w:pos="10503"/>
-        </w:tabs>
-        <w:rPr>
-          <w:rFonts w:ascii="Spectral" w:cs="Spectral" w:eastAsia="Spectral" w:hAnsi="Spectral"/>
-          <w:sz w:val="20"/>
-          <w:szCs w:val="20"/>
-          <w:vertAlign w:val="baseline"/>
+        <w:numPr>
+          <w:ilvl w:val="0"/>
+          <w:numId w:val="1"/>
+        </w:numPr>
+        <w:ind w:left="720" w:hanging="360"/>
+        <w:rPr>
+          <w:rFonts w:ascii="Spectral" w:cs="Spectral" w:eastAsia="Spectral" w:hAnsi="Spectral"/>
+          <w:sz w:val="20"/>
+          <w:szCs w:val="20"/>
         </w:rPr>
       </w:pPr>
       <w:r>
@@ -922,8 +1455,32 @@
           <w:szCs w:val="20"/>
           <w:rtl w:val="0"/>
         </w:rPr>
-        <w:t xml:space="preserve">GROWTHSI</w:t>
-      </w:r>
+        <w:t xml:space="preserve">Master of Civil Engineering,</w:t>
+      </w:r>
+      <w:r>
+        <w:rPr>
+          <w:rFonts w:ascii="Spectral" w:cs="Spectral" w:eastAsia="Spectral" w:hAnsi="Spectral"/>
+          <w:smallCaps w:val="1"/>
+          <w:sz w:val="20"/>
+          <w:szCs w:val="20"/>
+          <w:rtl w:val="0"/>
+        </w:rPr>
+        <w:t xml:space="preserve"> Russian University of Transport (MIIT) 2018 - 2020</w:t>
+      </w:r>
+    </w:p>
+    <w:p>
+      <w:pPr>
+        <w:numPr>
+          <w:ilvl w:val="0"/>
+          <w:numId w:val="1"/>
+        </w:numPr>
+        <w:ind w:left="720" w:hanging="360"/>
+        <w:rPr>
+          <w:rFonts w:ascii="Spectral" w:cs="Spectral" w:eastAsia="Spectral" w:hAnsi="Spectral"/>
+          <w:sz w:val="20"/>
+          <w:szCs w:val="20"/>
+        </w:rPr>
+      </w:pPr>
       <w:r>
         <w:rPr>
           <w:rFonts w:ascii="Spectral" w:cs="Spectral" w:eastAsia="Spectral" w:hAnsi="Spectral"/>
@@ -932,57 +1489,24 @@
           <w:smallCaps w:val="1"/>
           <w:sz w:val="20"/>
           <w:szCs w:val="20"/>
-          <w:vertAlign w:val="baseline"/>
-          <w:rtl w:val="0"/>
-        </w:rPr>
-        <w:tab/>
-      </w:r>
-      <w:r>
-        <w:rPr>
-          <w:rFonts w:ascii="Spectral" w:cs="Spectral" w:eastAsia="Spectral" w:hAnsi="Spectral"/>
-          <w:b w:val="1"/>
-          <w:bCs w:val="1"/>
-          <w:sz w:val="20"/>
-          <w:szCs w:val="20"/>
-          <w:vertAlign w:val="baseline"/>
-          <w:rtl w:val="0"/>
-        </w:rPr>
-        <w:t xml:space="preserve">San Francisco, CA</w:t>
-      </w:r>
-      <w:r>
-        <w:rPr>
-          <w:rtl w:val="0"/>
-        </w:rPr>
-      </w:r>
-    </w:p>
-    <w:p>
-      <w:pPr>
-        <w:pageBreakBefore w:val="0"/>
-        <w:tabs>
-          <w:tab w:val="left" w:leader="none" w:pos="1134"/>
-          <w:tab w:val="right" w:leader="none" w:pos="10503"/>
-        </w:tabs>
-        <w:rPr>
-          <w:rFonts w:ascii="Spectral" w:cs="Spectral" w:eastAsia="Spectral" w:hAnsi="Spectral"/>
-          <w:sz w:val="20"/>
-          <w:szCs w:val="20"/>
-          <w:vertAlign w:val="baseline"/>
-        </w:rPr>
-      </w:pPr>
-      <w:r>
-        <w:rPr>
-          <w:rFonts w:ascii="Spectral" w:cs="Spectral" w:eastAsia="Spectral" w:hAnsi="Spectral"/>
-          <w:b w:val="1"/>
-          <w:bCs w:val="1"/>
-          <w:i w:val="1"/>
-          <w:iCs w:val="1"/>
-          <w:sz w:val="20"/>
-          <w:szCs w:val="20"/>
-          <w:rtl w:val="0"/>
-        </w:rPr>
-        <w:t xml:space="preserve">[Second Degree or Certification]</w:t>
-      </w:r>
-      <w:r>
+          <w:rtl w:val="0"/>
+        </w:rPr>
+        <w:t xml:space="preserve">Bachelor of Civil Engineering, </w:t>
+      </w:r>
+      <w:r>
+        <w:rPr>
+          <w:rFonts w:ascii="Spectral" w:cs="Spectral" w:eastAsia="Spectral" w:hAnsi="Spectral"/>
+          <w:smallCaps w:val="1"/>
+          <w:sz w:val="20"/>
+          <w:szCs w:val="20"/>
+          <w:rtl w:val="0"/>
+        </w:rPr>
+        <w:t xml:space="preserve">Russian University of Transport (MIIT) 2014 - 2018</w:t>
+      </w:r>
+    </w:p>
+    <w:p>
+      <w:pPr>
+        <w:ind w:left="720" w:firstLine="0"/>
         <w:rPr>
           <w:rFonts w:ascii="Spectral" w:cs="Spectral" w:eastAsia="Spectral" w:hAnsi="Spectral"/>
           <w:b w:val="1"/>
@@ -990,211 +1514,6 @@
           <w:smallCaps w:val="1"/>
           <w:sz w:val="20"/>
           <w:szCs w:val="20"/>
-          <w:vertAlign w:val="baseline"/>
-          <w:rtl w:val="0"/>
-        </w:rPr>
-        <w:tab/>
-      </w:r>
-      <w:r>
-        <w:rPr>
-          <w:rFonts w:ascii="Spectral" w:cs="Spectral" w:eastAsia="Spectral" w:hAnsi="Spectral"/>
-          <w:b w:val="1"/>
-          <w:bCs w:val="1"/>
-          <w:sz w:val="20"/>
-          <w:szCs w:val="20"/>
-          <w:vertAlign w:val="baseline"/>
-          <w:rtl w:val="0"/>
-        </w:rPr>
-        <w:t xml:space="preserve">2011-2012</w:t>
-      </w:r>
-      <w:r>
-        <w:rPr>
-          <w:rtl w:val="0"/>
-        </w:rPr>
-      </w:r>
-    </w:p>
-    <w:p>
-      <w:pPr>
-        <w:pageBreakBefore w:val="0"/>
-        <w:rPr>
-          <w:rFonts w:ascii="Spectral" w:cs="Spectral" w:eastAsia="Spectral" w:hAnsi="Spectral"/>
-          <w:sz w:val="12"/>
-          <w:szCs w:val="12"/>
-          <w:vertAlign w:val="baseline"/>
-        </w:rPr>
-      </w:pPr>
-      <w:r>
-        <w:rPr>
-          <w:rtl w:val="0"/>
-        </w:rPr>
-      </w:r>
-    </w:p>
-    <w:p>
-      <w:pPr>
-        <w:pageBreakBefore w:val="0"/>
-        <w:tabs>
-          <w:tab w:val="left" w:leader="none" w:pos="1134"/>
-          <w:tab w:val="right" w:leader="none" w:pos="10503"/>
-        </w:tabs>
-        <w:rPr>
-          <w:rFonts w:ascii="Spectral" w:cs="Spectral" w:eastAsia="Spectral" w:hAnsi="Spectral"/>
-          <w:sz w:val="20"/>
-          <w:szCs w:val="20"/>
-          <w:vertAlign w:val="baseline"/>
-        </w:rPr>
-      </w:pPr>
-      <w:r>
-        <w:rPr>
-          <w:rFonts w:ascii="Spectral" w:cs="Spectral" w:eastAsia="Spectral" w:hAnsi="Spectral"/>
-          <w:b w:val="1"/>
-          <w:bCs w:val="1"/>
-          <w:smallCaps w:val="1"/>
-          <w:sz w:val="20"/>
-          <w:szCs w:val="20"/>
-          <w:vertAlign w:val="baseline"/>
-          <w:rtl w:val="0"/>
-        </w:rPr>
-        <w:t xml:space="preserve">RESUME WORDED UNIVERSITY</w:t>
-        <w:tab/>
-      </w:r>
-      <w:r>
-        <w:rPr>
-          <w:rFonts w:ascii="Spectral" w:cs="Spectral" w:eastAsia="Spectral" w:hAnsi="Spectral"/>
-          <w:b w:val="1"/>
-          <w:bCs w:val="1"/>
-          <w:sz w:val="20"/>
-          <w:szCs w:val="20"/>
-          <w:vertAlign w:val="baseline"/>
-          <w:rtl w:val="0"/>
-        </w:rPr>
-        <w:t xml:space="preserve">New York, NY</w:t>
-      </w:r>
-      <w:r>
-        <w:rPr>
-          <w:rtl w:val="0"/>
-        </w:rPr>
-      </w:r>
-    </w:p>
-    <w:p>
-      <w:pPr>
-        <w:pageBreakBefore w:val="0"/>
-        <w:tabs>
-          <w:tab w:val="left" w:leader="none" w:pos="1134"/>
-          <w:tab w:val="right" w:leader="none" w:pos="10503"/>
-        </w:tabs>
-        <w:rPr>
-          <w:rFonts w:ascii="Spectral" w:cs="Spectral" w:eastAsia="Spectral" w:hAnsi="Spectral"/>
-          <w:sz w:val="20"/>
-          <w:szCs w:val="20"/>
-          <w:vertAlign w:val="baseline"/>
-        </w:rPr>
-      </w:pPr>
-      <w:r>
-        <w:rPr>
-          <w:rFonts w:ascii="Spectral" w:cs="Spectral" w:eastAsia="Spectral" w:hAnsi="Spectral"/>
-          <w:b w:val="1"/>
-          <w:bCs w:val="1"/>
-          <w:i w:val="1"/>
-          <w:iCs w:val="1"/>
-          <w:sz w:val="20"/>
-          <w:szCs w:val="20"/>
-          <w:vertAlign w:val="baseline"/>
-          <w:rtl w:val="0"/>
-        </w:rPr>
-        <w:t xml:space="preserve">Bachelor of Engineering, Major in Computer Science; Minor in Mathematics</w:t>
-      </w:r>
-      <w:r>
-        <w:rPr>
-          <w:rFonts w:ascii="Spectral" w:cs="Spectral" w:eastAsia="Spectral" w:hAnsi="Spectral"/>
-          <w:b w:val="1"/>
-          <w:bCs w:val="1"/>
-          <w:smallCaps w:val="1"/>
-          <w:sz w:val="20"/>
-          <w:szCs w:val="20"/>
-          <w:vertAlign w:val="baseline"/>
-          <w:rtl w:val="0"/>
-        </w:rPr>
-        <w:tab/>
-      </w:r>
-      <w:r>
-        <w:rPr>
-          <w:rFonts w:ascii="Spectral" w:cs="Spectral" w:eastAsia="Spectral" w:hAnsi="Spectral"/>
-          <w:b w:val="1"/>
-          <w:bCs w:val="1"/>
-          <w:sz w:val="20"/>
-          <w:szCs w:val="20"/>
-          <w:vertAlign w:val="baseline"/>
-          <w:rtl w:val="0"/>
-        </w:rPr>
-        <w:t xml:space="preserve">2007-2011</w:t>
-      </w:r>
-      <w:r>
-        <w:rPr>
-          <w:rtl w:val="0"/>
-        </w:rPr>
-      </w:r>
-    </w:p>
-    <w:p>
-      <w:pPr>
-        <w:pageBreakBefore w:val="0"/>
-        <w:pBdr>
-          <w:bottom w:color="000000" w:space="1" w:sz="6" w:val="single"/>
-        </w:pBdr>
-        <w:rPr>
-          <w:rFonts w:ascii="Spectral" w:cs="Spectral" w:eastAsia="Spectral" w:hAnsi="Spectral"/>
-          <w:smallCaps w:val="0"/>
-          <w:sz w:val="12"/>
-          <w:szCs w:val="12"/>
-          <w:vertAlign w:val="baseline"/>
-        </w:rPr>
-      </w:pPr>
-      <w:r>
-        <w:rPr>
-          <w:rtl w:val="0"/>
-        </w:rPr>
-      </w:r>
-    </w:p>
-    <w:p>
-      <w:pPr>
-        <w:pageBreakBefore w:val="0"/>
-        <w:pBdr>
-          <w:bottom w:color="000000" w:space="1" w:sz="6" w:val="single"/>
-        </w:pBdr>
-        <w:rPr>
-          <w:rFonts w:ascii="Spectral" w:cs="Spectral" w:eastAsia="Spectral" w:hAnsi="Spectral"/>
-          <w:smallCaps w:val="0"/>
-          <w:sz w:val="22"/>
-          <w:szCs w:val="22"/>
-          <w:vertAlign w:val="baseline"/>
-        </w:rPr>
-      </w:pPr>
-      <w:r>
-        <w:rPr>
-          <w:rFonts w:ascii="Spectral" w:cs="Spectral" w:eastAsia="Spectral" w:hAnsi="Spectral"/>
-          <w:b w:val="1"/>
-          <w:bCs w:val="1"/>
-          <w:smallCaps w:val="1"/>
-          <w:sz w:val="22"/>
-          <w:szCs w:val="22"/>
-          <w:vertAlign w:val="baseline"/>
-          <w:rtl w:val="0"/>
-        </w:rPr>
-        <w:t xml:space="preserve">ADDITIONAL INFORMATION</w:t>
-      </w:r>
-      <w:r>
-        <w:rPr>
-          <w:rtl w:val="0"/>
-        </w:rPr>
-      </w:r>
-    </w:p>
-    <w:p>
-      <w:pPr>
-        <w:pageBreakBefore w:val="0"/>
-        <w:rPr>
-          <w:rFonts w:ascii="Spectral" w:cs="Spectral" w:eastAsia="Spectral" w:hAnsi="Spectral"/>
-          <w:sz w:val="8"/>
-          <w:szCs w:val="8"/>
-          <w:vertAlign w:val="baseline"/>
         </w:rPr>
       </w:pPr>
       <w:r>
@@ -1209,10 +1528,6 @@
         <w:keepLines w:val="0"/>
         <w:pageBreakBefore w:val="0"/>
         <w:widowControl w:val="1"/>
-        <w:numPr>
-          <w:ilvl w:val="0"/>
-          <w:numId w:val="1"/>
-        </w:numPr>
         <w:pBdr>
           <w:top w:space="0" w:sz="0" w:val="nil"/>
           <w:left w:space="0" w:sz="0" w:val="nil"/>
@@ -1222,173 +1537,21 @@
         </w:pBdr>
         <w:shd w:fill="auto" w:val="clear"/>
         <w:spacing w:after="0" w:before="0" w:line="240" w:lineRule="auto"/>
-        <w:ind w:left="720" w:right="0" w:hanging="360"/>
+        <w:ind w:left="0" w:right="0" w:firstLine="0"/>
         <w:jc w:val="left"/>
         <w:rPr>
           <w:rFonts w:ascii="Spectral" w:cs="Spectral" w:eastAsia="Spectral" w:hAnsi="Spectral"/>
-          <w:i w:val="0"/>
-          <w:iCs w:val="0"/>
-          <w:smallCaps w:val="0"/>
-          <w:strike w:val="0"/>
-          <w:color w:val="000000"/>
-          <w:sz w:val="20"/>
-          <w:szCs w:val="20"/>
-          <w:shd w:fill="auto" w:val="clear"/>
-          <w:vertAlign w:val="baseline"/>
-        </w:rPr>
-      </w:pPr>
-      <w:r>
-        <w:rPr>
-          <w:rFonts w:ascii="Spectral" w:cs="Spectral" w:eastAsia="Spectral" w:hAnsi="Spectral"/>
-          <w:sz w:val="20"/>
-          <w:szCs w:val="20"/>
-          <w:rtl w:val="0"/>
-        </w:rPr>
-        <w:t xml:space="preserve">Program Management: SDLC (Software Development Life Cycle), Resource Planning, Jira, MS Project</w:t>
-      </w:r>
-    </w:p>
-    <w:p>
-      <w:pPr>
-        <w:keepNext w:val="0"/>
-        <w:keepLines w:val="0"/>
-        <w:pageBreakBefore w:val="0"/>
-        <w:widowControl w:val="1"/>
-        <w:numPr>
-          <w:ilvl w:val="0"/>
-          <w:numId w:val="1"/>
-        </w:numPr>
-        <w:pBdr>
-          <w:top w:space="0" w:sz="0" w:val="nil"/>
-          <w:left w:space="0" w:sz="0" w:val="nil"/>
-          <w:bottom w:space="0" w:sz="0" w:val="nil"/>
-          <w:right w:space="0" w:sz="0" w:val="nil"/>
-          <w:between w:space="0" w:sz="0" w:val="nil"/>
-        </w:pBdr>
-        <w:shd w:fill="auto" w:val="clear"/>
-        <w:spacing w:after="0" w:before="0" w:line="240" w:lineRule="auto"/>
-        <w:ind w:left="720" w:right="0" w:hanging="360"/>
-        <w:jc w:val="left"/>
-        <w:rPr>
-          <w:rFonts w:ascii="Spectral" w:cs="Spectral" w:eastAsia="Spectral" w:hAnsi="Spectral"/>
-          <w:i w:val="0"/>
-          <w:iCs w:val="0"/>
-          <w:smallCaps w:val="0"/>
-          <w:strike w:val="0"/>
-          <w:color w:val="000000"/>
-          <w:sz w:val="20"/>
-          <w:szCs w:val="20"/>
-          <w:shd w:fill="auto" w:val="clear"/>
-          <w:vertAlign w:val="baseline"/>
-        </w:rPr>
-      </w:pPr>
-      <w:r>
-        <w:rPr>
-          <w:rFonts w:ascii="Spectral" w:cs="Spectral" w:eastAsia="Spectral" w:hAnsi="Spectral"/>
-          <w:i w:val="0"/>
-          <w:iCs w:val="0"/>
-          <w:smallCaps w:val="0"/>
-          <w:strike w:val="0"/>
-          <w:color w:val="000000"/>
-          <w:sz w:val="20"/>
-          <w:szCs w:val="20"/>
-          <w:u w:val="none"/>
-          <w:shd w:fill="auto" w:val="clear"/>
-          <w:vertAlign w:val="baseline"/>
-          <w:rtl w:val="0"/>
-        </w:rPr>
-        <w:t xml:space="preserve">Technical Skills: Python, R, </w:t>
-      </w:r>
-      <w:r>
-        <w:rPr>
-          <w:rFonts w:ascii="Spectral" w:cs="Spectral" w:eastAsia="Spectral" w:hAnsi="Spectral"/>
-          <w:sz w:val="20"/>
-          <w:szCs w:val="20"/>
-          <w:rtl w:val="0"/>
-        </w:rPr>
-        <w:t xml:space="preserve">Microsoft SQL Server, Amazon Web Services (AWS), PRINCE2</w:t>
-      </w:r>
-      <w:r>
-        <w:rPr>
-          <w:rtl w:val="0"/>
-        </w:rPr>
-      </w:r>
-    </w:p>
-    <w:p>
-      <w:pPr>
-        <w:keepNext w:val="0"/>
-        <w:keepLines w:val="0"/>
-        <w:pageBreakBefore w:val="0"/>
-        <w:widowControl w:val="1"/>
-        <w:numPr>
-          <w:ilvl w:val="0"/>
-          <w:numId w:val="1"/>
-        </w:numPr>
-        <w:pBdr>
-          <w:top w:space="0" w:sz="0" w:val="nil"/>
-          <w:left w:space="0" w:sz="0" w:val="nil"/>
-          <w:bottom w:space="0" w:sz="0" w:val="nil"/>
-          <w:right w:space="0" w:sz="0" w:val="nil"/>
-          <w:between w:space="0" w:sz="0" w:val="nil"/>
-        </w:pBdr>
-        <w:shd w:fill="auto" w:val="clear"/>
-        <w:spacing w:after="0" w:before="0" w:line="240" w:lineRule="auto"/>
-        <w:ind w:left="720" w:right="0" w:hanging="360"/>
-        <w:jc w:val="left"/>
-        <w:rPr>
-          <w:rFonts w:ascii="Spectral" w:cs="Spectral" w:eastAsia="Spectral" w:hAnsi="Spectral"/>
-          <w:i w:val="0"/>
-          <w:iCs w:val="0"/>
-          <w:smallCaps w:val="0"/>
-          <w:strike w:val="0"/>
-          <w:color w:val="000000"/>
-          <w:sz w:val="20"/>
-          <w:szCs w:val="20"/>
-          <w:shd w:fill="auto" w:val="clear"/>
-          <w:vertAlign w:val="baseline"/>
-        </w:rPr>
-      </w:pPr>
-      <w:r>
-        <w:rPr>
-          <w:rFonts w:ascii="Spectral" w:cs="Spectral" w:eastAsia="Spectral" w:hAnsi="Spectral"/>
-          <w:i w:val="0"/>
-          <w:iCs w:val="0"/>
-          <w:smallCaps w:val="0"/>
-          <w:strike w:val="0"/>
-          <w:color w:val="000000"/>
-          <w:sz w:val="20"/>
-          <w:szCs w:val="20"/>
-          <w:u w:val="none"/>
-          <w:shd w:fill="auto" w:val="clear"/>
-          <w:vertAlign w:val="baseline"/>
-          <w:rtl w:val="0"/>
-        </w:rPr>
-        <w:t xml:space="preserve">Certifications: </w:t>
-      </w:r>
-      <w:r>
-        <w:rPr>
-          <w:rFonts w:ascii="Spectral" w:cs="Spectral" w:eastAsia="Spectral" w:hAnsi="Spectral"/>
-          <w:sz w:val="20"/>
-          <w:szCs w:val="20"/>
-          <w:rtl w:val="0"/>
-        </w:rPr>
-        <w:t xml:space="preserve">Data Science Bootcamp</w:t>
-      </w:r>
-      <w:r>
-        <w:rPr>
-          <w:rFonts w:ascii="Spectral" w:cs="Spectral" w:eastAsia="Spectral" w:hAnsi="Spectral"/>
-          <w:i w:val="0"/>
-          <w:iCs w:val="0"/>
-          <w:smallCaps w:val="0"/>
-          <w:strike w:val="0"/>
-          <w:color w:val="000000"/>
-          <w:sz w:val="20"/>
-          <w:szCs w:val="20"/>
-          <w:u w:val="none"/>
-          <w:shd w:fill="auto" w:val="clear"/>
-          <w:vertAlign w:val="baseline"/>
-          <w:rtl w:val="0"/>
-        </w:rPr>
-        <w:t xml:space="preserve"> (2016), Passed Resume Worded examinations</w:t>
+          <w:b w:val="1"/>
+          <w:bCs w:val="1"/>
+          <w:smallCaps w:val="1"/>
+          <w:sz w:val="20"/>
+          <w:szCs w:val="20"/>
+        </w:rPr>
+      </w:pPr>
+      <w:r>
+        <w:rPr>
+          <w:rtl w:val="0"/>
+        </w:rPr>
       </w:r>
     </w:p>
     <w:sectPr>
@@ -1523,15 +1686,15 @@
   </w:abstractNum>
   <w:abstractNum w:abstractNumId="2">
     <w:lvl w:ilvl="0">
-      <w:start w:val="2014"/>
-      <w:numFmt w:val="bullet"/>
-      <w:lvlText w:val="-"/>
-      <w:lvlJc w:val="left"/>
-      <w:pPr>
-        <w:ind w:left="1080" w:hanging="360"/>
-      </w:pPr>
-      <w:rPr>
-        <w:rFonts w:ascii="Times New Roman" w:cs="Times New Roman" w:eastAsia="Times New Roman" w:hAnsi="Times New Roman"/>
+      <w:start w:val="1"/>
+      <w:numFmt w:val="bullet"/>
+      <w:lvlText w:val="●"/>
+      <w:lvlJc w:val="left"/>
+      <w:pPr>
+        <w:ind w:left="720" w:hanging="360"/>
+      </w:pPr>
+      <w:rPr>
+        <w:rFonts w:ascii="Noto Sans Symbols" w:cs="Noto Sans Symbols" w:eastAsia="Noto Sans Symbols" w:hAnsi="Noto Sans Symbols"/>
         <w:vertAlign w:val="baseline"/>
       </w:rPr>
     </w:lvl>
@@ -1541,7 +1704,7 @@
       <w:lvlText w:val="o"/>
       <w:lvlJc w:val="left"/>
       <w:pPr>
-        <w:ind w:left="1800" w:hanging="360"/>
+        <w:ind w:left="1440" w:hanging="360"/>
       </w:pPr>
       <w:rPr>
         <w:rFonts w:ascii="Courier New" w:cs="Courier New" w:eastAsia="Courier New" w:hAnsi="Courier New"/>
@@ -1554,7 +1717,7 @@
       <w:lvlText w:val="▪"/>
       <w:lvlJc w:val="left"/>
       <w:pPr>
-        <w:ind w:left="2520" w:hanging="360"/>
+        <w:ind w:left="2160" w:hanging="360"/>
       </w:pPr>
       <w:rPr>
         <w:rFonts w:ascii="Noto Sans Symbols" w:cs="Noto Sans Symbols" w:eastAsia="Noto Sans Symbols" w:hAnsi="Noto Sans Symbols"/>
@@ -1567,7 +1730,7 @@
       <w:lvlText w:val="●"/>
       <w:lvlJc w:val="left"/>
       <w:pPr>
-        <w:ind w:left="3240" w:hanging="360"/>
+        <w:ind w:left="2880" w:hanging="360"/>
       </w:pPr>
       <w:rPr>
         <w:rFonts w:ascii="Noto Sans Symbols" w:cs="Noto Sans Symbols" w:eastAsia="Noto Sans Symbols" w:hAnsi="Noto Sans Symbols"/>
@@ -1580,7 +1743,7 @@
       <w:lvlText w:val="o"/>
       <w:lvlJc w:val="left"/>
       <w:pPr>
-        <w:ind w:left="3960" w:hanging="360"/>
+        <w:ind w:left="3600" w:hanging="360"/>
       </w:pPr>
       <w:rPr>
         <w:rFonts w:ascii="Courier New" w:cs="Courier New" w:eastAsia="Courier New" w:hAnsi="Courier New"/>
@@ -1593,7 +1756,7 @@
       <w:lvlText w:val="▪"/>
       <w:lvlJc w:val="left"/>
       <w:pPr>
-        <w:ind w:left="4680" w:hanging="360"/>
+        <w:ind w:left="4320" w:hanging="360"/>
       </w:pPr>
       <w:rPr>
         <w:rFonts w:ascii="Noto Sans Symbols" w:cs="Noto Sans Symbols" w:eastAsia="Noto Sans Symbols" w:hAnsi="Noto Sans Symbols"/>
@@ -1606,7 +1769,7 @@
       <w:lvlText w:val="●"/>
       <w:lvlJc w:val="left"/>
       <w:pPr>
-        <w:ind w:left="5400" w:hanging="360"/>
+        <w:ind w:left="5040" w:hanging="360"/>
       </w:pPr>
       <w:rPr>
         <w:rFonts w:ascii="Noto Sans Symbols" w:cs="Noto Sans Symbols" w:eastAsia="Noto Sans Symbols" w:hAnsi="Noto Sans Symbols"/>
@@ -1619,7 +1782,7 @@
       <w:lvlText w:val="o"/>
       <w:lvlJc w:val="left"/>
       <w:pPr>
-        <w:ind w:left="6120" w:hanging="360"/>
+        <w:ind w:left="5760" w:hanging="360"/>
       </w:pPr>
       <w:rPr>
         <w:rFonts w:ascii="Courier New" w:cs="Courier New" w:eastAsia="Courier New" w:hAnsi="Courier New"/>
@@ -1632,7 +1795,7 @@
       <w:lvlText w:val="▪"/>
       <w:lvlJc w:val="left"/>
       <w:pPr>
-        <w:ind w:left="6840" w:hanging="360"/>
+        <w:ind w:left="6480" w:hanging="360"/>
       </w:pPr>
       <w:rPr>
         <w:rFonts w:ascii="Noto Sans Symbols" w:cs="Noto Sans Symbols" w:eastAsia="Noto Sans Symbols" w:hAnsi="Noto Sans Symbols"/>
@@ -1650,34 +1813,31 @@
         <w:ind w:left="720" w:hanging="360"/>
       </w:pPr>
       <w:rPr>
-        <w:rFonts w:ascii="Noto Sans Symbols" w:cs="Noto Sans Symbols" w:eastAsia="Noto Sans Symbols" w:hAnsi="Noto Sans Symbols"/>
-        <w:vertAlign w:val="baseline"/>
+        <w:u w:val="none"/>
       </w:rPr>
     </w:lvl>
     <w:lvl w:ilvl="1">
       <w:start w:val="1"/>
       <w:numFmt w:val="bullet"/>
-      <w:lvlText w:val="o"/>
+      <w:lvlText w:val="○"/>
       <w:lvlJc w:val="left"/>
       <w:pPr>
         <w:ind w:left="1440" w:hanging="360"/>
       </w:pPr>
       <w:rPr>
-        <w:rFonts w:ascii="Courier New" w:cs="Courier New" w:eastAsia="Courier New" w:hAnsi="Courier New"/>
-        <w:vertAlign w:val="baseline"/>
+        <w:u w:val="none"/>
       </w:rPr>
     </w:lvl>
     <w:lvl w:ilvl="2">
       <w:start w:val="1"/>
       <w:numFmt w:val="bullet"/>
-      <w:lvlText w:val="▪"/>
+      <w:lvlText w:val="■"/>
       <w:lvlJc w:val="left"/>
       <w:pPr>
         <w:ind w:left="2160" w:hanging="360"/>
       </w:pPr>
       <w:rPr>
-        <w:rFonts w:ascii="Noto Sans Symbols" w:cs="Noto Sans Symbols" w:eastAsia="Noto Sans Symbols" w:hAnsi="Noto Sans Symbols"/>
-        <w:vertAlign w:val="baseline"/>
+        <w:u w:val="none"/>
       </w:rPr>
     </w:lvl>
     <w:lvl w:ilvl="3">
@@ -1689,34 +1849,31 @@
         <w:ind w:left="2880" w:hanging="360"/>
       </w:pPr>
       <w:rPr>
-        <w:rFonts w:ascii="Noto Sans Symbols" w:cs="Noto Sans Symbols" w:eastAsia="Noto Sans Symbols" w:hAnsi="Noto Sans Symbols"/>
-        <w:vertAlign w:val="baseline"/>
+        <w:u w:val="none"/>
       </w:rPr>
     </w:lvl>
     <w:lvl w:ilvl="4">
       <w:start w:val="1"/>
       <w:numFmt w:val="bullet"/>
-      <w:lvlText w:val="o"/>
+      <w:lvlText w:val="○"/>
       <w:lvlJc w:val="left"/>
       <w:pPr>
         <w:ind w:left="3600" w:hanging="360"/>
       </w:pPr>
       <w:rPr>
-        <w:rFonts w:ascii="Courier New" w:cs="Courier New" w:eastAsia="Courier New" w:hAnsi="Courier New"/>
-        <w:vertAlign w:val="baseline"/>
+        <w:u w:val="none"/>
       </w:rPr>
     </w:lvl>
     <w:lvl w:ilvl="5">
       <w:start w:val="1"/>
       <w:numFmt w:val="bullet"/>
-      <w:lvlText w:val="▪"/>
+      <w:lvlText w:val="■"/>
       <w:lvlJc w:val="left"/>
       <w:pPr>
         <w:ind w:left="4320" w:hanging="360"/>
       </w:pPr>
       <w:rPr>
-        <w:rFonts w:ascii="Noto Sans Symbols" w:cs="Noto Sans Symbols" w:eastAsia="Noto Sans Symbols" w:hAnsi="Noto Sans Symbols"/>
-        <w:vertAlign w:val="baseline"/>
+        <w:u w:val="none"/>
       </w:rPr>
     </w:lvl>
     <w:lvl w:ilvl="6">
@@ -1728,34 +1885,141 @@
         <w:ind w:left="5040" w:hanging="360"/>
       </w:pPr>
       <w:rPr>
-        <w:rFonts w:ascii="Noto Sans Symbols" w:cs="Noto Sans Symbols" w:eastAsia="Noto Sans Symbols" w:hAnsi="Noto Sans Symbols"/>
-        <w:vertAlign w:val="baseline"/>
+        <w:u w:val="none"/>
       </w:rPr>
     </w:lvl>
     <w:lvl w:ilvl="7">
       <w:start w:val="1"/>
       <w:numFmt w:val="bullet"/>
-      <w:lvlText w:val="o"/>
+      <w:lvlText w:val="○"/>
       <w:lvlJc w:val="left"/>
       <w:pPr>
         <w:ind w:left="5760" w:hanging="360"/>
       </w:pPr>
       <w:rPr>
-        <w:rFonts w:ascii="Courier New" w:cs="Courier New" w:eastAsia="Courier New" w:hAnsi="Courier New"/>
-        <w:vertAlign w:val="baseline"/>
+        <w:u w:val="none"/>
       </w:rPr>
     </w:lvl>
     <w:lvl w:ilvl="8">
       <w:start w:val="1"/>
       <w:numFmt w:val="bullet"/>
-      <w:lvlText w:val="▪"/>
+      <w:lvlText w:val="■"/>
       <w:lvlJc w:val="left"/>
       <w:pPr>
         <w:ind w:left="6480" w:hanging="360"/>
       </w:pPr>
       <w:rPr>
-        <w:rFonts w:ascii="Noto Sans Symbols" w:cs="Noto Sans Symbols" w:eastAsia="Noto Sans Symbols" w:hAnsi="Noto Sans Symbols"/>
-        <w:vertAlign w:val="baseline"/>
+        <w:u w:val="none"/>
+      </w:rPr>
+    </w:lvl>
+  </w:abstractNum>
+  <w:abstractNum w:abstractNumId="4">
+    <w:lvl w:ilvl="0">
+      <w:start w:val="1"/>
+      <w:numFmt w:val="bullet"/>
+      <w:lvlText w:val="●"/>
+      <w:lvlJc w:val="left"/>
+      <w:pPr>
+        <w:ind w:left="720" w:hanging="360"/>
+      </w:pPr>
+      <w:rPr>
+        <w:u w:val="none"/>
+      </w:rPr>
+    </w:lvl>
+    <w:lvl w:ilvl="1">
+      <w:start w:val="1"/>
+      <w:numFmt w:val="bullet"/>
+      <w:lvlText w:val="○"/>
+      <w:lvlJc w:val="left"/>
+      <w:pPr>
+        <w:ind w:left="1440" w:hanging="360"/>
+      </w:pPr>
+      <w:rPr>
+        <w:u w:val="none"/>
+      </w:rPr>
+    </w:lvl>
+    <w:lvl w:ilvl="2">
+      <w:start w:val="1"/>
+      <w:numFmt w:val="bullet"/>
+      <w:lvlText w:val="■"/>
+      <w:lvlJc w:val="left"/>
+      <w:pPr>
+        <w:ind w:left="2160" w:hanging="360"/>
+      </w:pPr>
+      <w:rPr>
+        <w:u w:val="none"/>
+      </w:rPr>
+    </w:lvl>
+    <w:lvl w:ilvl="3">
+      <w:start w:val="1"/>
+      <w:numFmt w:val="bullet"/>
+      <w:lvlText w:val="●"/>
+      <w:lvlJc w:val="left"/>
+      <w:pPr>
+        <w:ind w:left="2880" w:hanging="360"/>
+      </w:pPr>
+      <w:rPr>
+        <w:u w:val="none"/>
+      </w:rPr>
+    </w:lvl>
+    <w:lvl w:ilvl="4">
+      <w:start w:val="1"/>
+      <w:numFmt w:val="bullet"/>
+      <w:lvlText w:val="○"/>
+      <w:lvlJc w:val="left"/>
+      <w:pPr>
+        <w:ind w:left="3600" w:hanging="360"/>
+      </w:pPr>
+      <w:rPr>
+        <w:u w:val="none"/>
+      </w:rPr>
+    </w:lvl>
+    <w:lvl w:ilvl="5">
+      <w:start w:val="1"/>
+      <w:numFmt w:val="bullet"/>
+      <w:lvlText w:val="■"/>
+      <w:lvlJc w:val="left"/>
+      <w:pPr>
+        <w:ind w:left="4320" w:hanging="360"/>
+      </w:pPr>
+      <w:rPr>
+        <w:u w:val="none"/>
+      </w:rPr>
+    </w:lvl>
+    <w:lvl w:ilvl="6">
+      <w:start w:val="1"/>
+      <w:numFmt w:val="bullet"/>
+      <w:lvlText w:val="●"/>
+      <w:lvlJc w:val="left"/>
+      <w:pPr>
+        <w:ind w:left="5040" w:hanging="360"/>
+      </w:pPr>
+      <w:rPr>
+        <w:u w:val="none"/>
+      </w:rPr>
+    </w:lvl>
+    <w:lvl w:ilvl="7">
+      <w:start w:val="1"/>
+      <w:numFmt w:val="bullet"/>
+      <w:lvlText w:val="○"/>
+      <w:lvlJc w:val="left"/>
+      <w:pPr>
+        <w:ind w:left="5760" w:hanging="360"/>
+      </w:pPr>
+      <w:rPr>
+        <w:u w:val="none"/>
+      </w:rPr>
+    </w:lvl>
+    <w:lvl w:ilvl="8">
+      <w:start w:val="1"/>
+      <w:numFmt w:val="bullet"/>
+      <w:lvlText w:val="■"/>
+      <w:lvlJc w:val="left"/>
+      <w:pPr>
+        <w:ind w:left="6480" w:hanging="360"/>
+      </w:pPr>
+      <w:rPr>
+        <w:u w:val="none"/>
       </w:rPr>
     </w:lvl>
   </w:abstractNum>
@@ -1767,6 +2031,9 @@
   </w:num>
   <w:num w:numId="3">
     <w:abstractNumId w:val="3"/>
+  </w:num>
+  <w:num w:numId="4">
+    <w:abstractNumId w:val="4"/>
   </w:num>
 </w:numbering>
 </file>
